--- a/Design_Document.docx
+++ b/Design_Document.docx
@@ -124,7 +124,7 @@
         <w:spacing w:after="160"/>
       </w:pPr>
       <w:r>
-        <w:t xml:space="preserve">This document describes the design of the MDM Medallion Architecture Demo: a working master data management (MDM) platform built to demonstrate the core disciplines of enterprise data governance — metadata-driven data quality, deterministic match/merge and survivorship, AI-assisted data stewardship, lineage and impact analysis, and access-controlled data products.</w:t>
+        <w:t xml:space="preserve">This document describes the design of the MDM Medallion Architecture Demo: a working master data management (MDM) platform built to demonstrate the core disciplines of enterprise data governance — metadata-driven data quality, hybrid deterministic + embedding-similarity match/merge and survivorship, AI-assisted data stewardship, lineage and impact analysis, and access-controlled data products.</w:t>
       </w:r>
     </w:p>
     <w:p>
@@ -187,7 +187,7 @@
         <w:spacing w:after="90"/>
       </w:pPr>
       <w:r>
-        <w:t xml:space="preserve">Deterministic match/merge and survivorship logic, including the real-time reprocessing path.</w:t>
+        <w:t xml:space="preserve">Hybrid deterministic + embedding-similarity match/merge and survivorship logic, the Match Review workflow for borderline fuzzy matches, and the real-time reprocessing path.</w:t>
       </w:r>
     </w:p>
     <w:p>
@@ -1138,7 +1138,7 @@
                 <w:sz w:val="19"/>
                 <w:szCs w:val="19"/>
               </w:rPr>
-              <w:t xml:space="preserve">     v  (deterministic match: email OR phone)  v  (Data Stewardship Console</w:t>
+              <w:t xml:space="preserve">     v  (hybrid match: exact email/phone +   v  (Data Stewardship Console</w:t>
             </w:r>
           </w:p>
           <w:p>
@@ -1151,7 +1151,7 @@
                 <w:sz w:val="19"/>
                 <w:szCs w:val="19"/>
               </w:rPr>
-              <w:t xml:space="preserve">  [ GOLD ]  gold_customers + gold_crosswalk        + AI-assisted remediation)</w:t>
+              <w:t xml:space="preserve">     fuzzy embedding similarity)              + AI-assisted remediation)</w:t>
             </w:r>
           </w:p>
           <w:p>
@@ -1164,7 +1164,7 @@
                 <w:sz w:val="19"/>
                 <w:szCs w:val="19"/>
               </w:rPr>
-              <w:t xml:space="preserve">     |                                        |</w:t>
+              <w:t xml:space="preserve">  [ GOLD ]  gold_customers + gold_crosswalk</w:t>
             </w:r>
           </w:p>
           <w:p>
@@ -1177,7 +1177,46 @@
                 <w:sz w:val="19"/>
                 <w:szCs w:val="19"/>
               </w:rPr>
+              <w:t xml:space="preserve">     + gold_match_review_queue (borderline fuzzy matches)</w:t>
+            </w:r>
+          </w:p>
+          <w:p>
+            <w:pPr>
+              <w:spacing w:after="20"/>
+            </w:pPr>
+            <w:r>
+              <w:rPr>
+                <w:rFonts w:ascii="Consolas" w:cs="Consolas" w:eastAsia="Consolas" w:hAnsi="Consolas"/>
+                <w:sz w:val="19"/>
+                <w:szCs w:val="19"/>
+              </w:rPr>
+              <w:t xml:space="preserve">     |                                        |</w:t>
+            </w:r>
+          </w:p>
+          <w:p>
+            <w:pPr>
+              <w:spacing w:after="20"/>
+            </w:pPr>
+            <w:r>
+              <w:rPr>
+                <w:rFonts w:ascii="Consolas" w:cs="Consolas" w:eastAsia="Consolas" w:hAnsi="Consolas"/>
+                <w:sz w:val="19"/>
+                <w:szCs w:val="19"/>
+              </w:rPr>
               <w:t xml:space="preserve">     |            &lt;---- real-time reprocessing on steward approval ----</w:t>
+            </w:r>
+          </w:p>
+          <w:p>
+            <w:pPr>
+              <w:spacing w:after="20"/>
+            </w:pPr>
+            <w:r>
+              <w:rPr>
+                <w:rFonts w:ascii="Consolas" w:cs="Consolas" w:eastAsia="Consolas" w:hAnsi="Consolas"/>
+                <w:sz w:val="19"/>
+                <w:szCs w:val="19"/>
+              </w:rPr>
+              <w:t xml:space="preserve">     |            &lt;---- Match Review confirm/reject feeds the next batch match run ----</w:t>
             </w:r>
           </w:p>
           <w:p>
@@ -1419,7 +1458,7 @@
                 <w:sz w:val="18"/>
                 <w:szCs w:val="18"/>
               </w:rPr>
-              <w:t xml:space="preserve">load_bronze.py, create_admin_user.py, reset_admin_password.py</w:t>
+              <w:t xml:space="preserve">load_bronze.py, generate_matches.py (fuzzy match/merge), build_pipeline.py, create_admin_user.py, reset_admin_password.py</w:t>
             </w:r>
           </w:p>
         </w:tc>
@@ -2750,7 +2789,7 @@
         <w:spacing w:after="160"/>
       </w:pPr>
       <w:r>
-        <w:t xml:space="preserve">Two silver records are considered the same customer if they share a normalized email (lowercased, trimmed) or a normalized phone (digits only). A dense_rank() window function over the coalesced match key assigns each record a match_group_id, effectively performing a union-find over shared keys. This is intentionally deterministic and exact-match only, to keep the survivorship and crosswalk logic easy to follow and verify.</w:t>
+        <w:t xml:space="preserve">Two silver records are considered the same customer through a hybrid, two-tier strategy computed by scripts/generate_matches.py, a Python step that runs between silver and gold (dbt-duckdb cannot do embedding math in SQL, so this is a deliberate departure from the otherwise all-dbt pipeline — see Section 2.2). Tier 1 is deterministic: two records match if they share a normalized email (lowercased, trimmed) or a normalized phone (digits only), confidence 1.00. Tier 2 is an embedding-similarity fuzzy match: each record’s name and address fields are combined into a short text blob and vectorized with a TF-IDF character n-gram encoder (scikit-learn), candidate pairs are generated via blocking on state_code (to avoid an O(n²) comparison at scale), and cosine similarity is computed within each block. Pairs scoring at or above a calibrated high threshold auto-merge with their similarity score as the match confidence; pairs in a lower borderline band are not auto-merged — they are written to gold_match_review_queue for a data steward to confirm or reject (Section 4.1). All tier-1 edges, auto-merged tier-2 edges, and any steward-confirmed tier-2 edges feed a single graph, clustered via union-find (path compression + union by rank) to assign each record a match_group_id. A steward’s confirm/reject decision (stewardship.match_review_overrides) is honored the next time generate_matches.py runs — confirmed pairs are forced into the same cluster, rejected pairs are permanently excluded from ever resurfacing.</w:t>
       </w:r>
     </w:p>
     <w:p>
@@ -2782,7 +2821,7 @@
         <w:spacing w:after="160"/>
       </w:pPr>
       <w:r>
-        <w:t xml:space="preserve">Every source record that contributed to a golden record has a row here: golden_id, source_system, source_record_id, a match_confidence_score (1.00 if corroborated by a second source, 0.50 if the golden record is single-source/provisional), and an is_survivor_record flag identifying which contributing row was the survivor. This is the mechanism that answers “which source records make up this golden record, and how confident are we in the match?”</w:t>
+        <w:t xml:space="preserve">Every source record that contributed to a golden record has a row here: golden_id, source_system, source_record_id, a match_confidence_score, and an is_survivor_record flag identifying which contributing row was the survivor. The confidence score is genuinely graduated: 1.00 for a tier-1 exact match, the actual cosine similarity score (typically 0.80–1.00) for a tier-2 fuzzy auto-merge or steward-confirmed match, and 0.50 (“provisional”) for a single-source record with no corroborating match at all. This is the mechanism that answers “which source records make up this golden record, and how confident are we in the match?”</w:t>
       </w:r>
     </w:p>
     <w:p>
@@ -2827,7 +2866,7 @@
           <w:iCs/>
           <w:color w:val="5B6770"/>
         </w:rPr>
-        <w:t xml:space="preserve">Design note: because this graph is statically seeded rather than derived from live pipeline execution metadata, it can silently drift from what the pipeline actually does if a new column or transformation is added without a corresponding edge — this already happened once during development with wildcard match-key nodes, and was fixed in edges E018/E019.</w:t>
+        <w:t xml:space="preserve">Design note: because this graph is statically seeded rather than derived from live pipeline execution metadata, it can silently drift from what the pipeline actually does if a new column or transformation is added without a corresponding edge — this has happened twice during development with wildcard match-key nodes — first fixed in edges E018/E019, then again when the match/merge step moved into a new gold_prep schema (fixed in edges E013/E014/E018–E026). Re-verify with /api/v1/lineage/impact and /trace after touching lineage_edges.csv rather than eyeballing it.</w:t>
       </w:r>
     </w:p>
     <w:p>
@@ -2856,7 +2895,7 @@
         <w:spacing w:after="160"/>
       </w:pPr>
       <w:r>
-        <w:t xml:space="preserve">A single-page console for working the exception queue. It lists open exceptions (source system, record ID, name, and reject reasons), and lets a steward select a record, edit any field inline, optionally request an AI-assisted remediation suggestion, and either approve (resolve) or reject the record.</w:t>
+        <w:t xml:space="preserve">A two-tab console. The Exception Queue tab lists open exceptions (source system, record ID, name, and reject reasons), and lets a steward select a record, edit any field inline, optionally request an AI-assisted remediation suggestion, and either approve (resolve) or reject the record.</w:t>
       </w:r>
     </w:p>
     <w:p>
@@ -2865,6 +2904,14 @@
       </w:pPr>
       <w:r>
         <w:t xml:space="preserve">Approving a correction triggers real-time reprocessing (see Section 5) rather than waiting for the next batch dbt run — the corrected record is immediately upserted into silver, matched against the current gold set, and survivorship is recomputed. The console surfaces the outcome (new golden record created vs. an existing one updated) directly in a toast notification.</w:t>
+      </w:r>
+    </w:p>
+    <w:p>
+      <w:pPr>
+        <w:spacing w:after="160"/>
+      </w:pPr>
+      <w:r>
+        <w:t xml:space="preserve">The Match Review tab shows borderline fuzzy-match candidates from the gold layer’s embedding-similarity tier (similarity between the review and auto-merge thresholds), side by side, for the steward to confirm (“same customer, merge them”) or reject (“coincidence, keep separate”). Unlike exception resolution, this does not reprocess in real time — re-clustering is a global union-find recompute, not a local update — so the decision takes effect on the next full pipeline rebuild (scripts/generate_matches.py followed by dbt run --select gold.*).</w:t>
       </w:r>
     </w:p>
     <w:p>
@@ -2990,7 +3037,7 @@
         <w:spacing w:after="90"/>
       </w:pPr>
       <w:r>
-        <w:t xml:space="preserve">Match against the current gold set — the corrected record's normalized email/phone is compared against each existing golden record's current survivor values (not every historical non-survivor source in that group), using the same deterministic match strategy as the batch pipeline.</w:t>
+        <w:t xml:space="preserve">Match against the current gold set — the corrected record's normalized email/phone is compared against each existing golden record's current survivor values (not every historical non-survivor source in that group), using the same deterministic tier-1 exact match strategy as the batch pipeline — the fuzzy embedding-similarity tier only runs in the batch pipeline’s scripts/generate_matches.py, not in this real-time path (see Section 9).</w:t>
       </w:r>
     </w:p>
     <w:p>
@@ -5573,6 +5620,372 @@
                 <w:sz w:val="18"/>
                 <w:szCs w:val="18"/>
               </w:rPr>
+              <w:t xml:space="preserve">GET /stewardship/match-review?status=pending</w:t>
+            </w:r>
+          </w:p>
+        </w:tc>
+        <w:tc>
+          <w:tcPr>
+            <w:tcW w:type="dxa" w:w="4360"/>
+            <w:tcBorders>
+              <w:top w:val="single" w:color="CCCCCC" w:sz="2"/>
+              <w:left w:val="single" w:color="CCCCCC" w:sz="2"/>
+              <w:bottom w:val="single" w:color="CCCCCC" w:sz="2"/>
+              <w:right w:val="single" w:color="CCCCCC" w:sz="2"/>
+            </w:tcBorders>
+            <w:tcMar>
+              <w:top w:type="dxa" w:w="80"/>
+              <w:left w:type="dxa" w:w="110"/>
+              <w:bottom w:type="dxa" w:w="80"/>
+              <w:right w:type="dxa" w:w="110"/>
+            </w:tcMar>
+            <w:vAlign w:val="center"/>
+          </w:tcPr>
+          <w:p>
+            <w:r>
+              <w:rPr>
+                <w:b w:val="false"/>
+                <w:bCs w:val="false"/>
+                <w:sz w:val="18"/>
+                <w:szCs w:val="18"/>
+              </w:rPr>
+              <w:t xml:space="preserve">Borderline fuzzy-match candidates</w:t>
+            </w:r>
+          </w:p>
+        </w:tc>
+        <w:tc>
+          <w:tcPr>
+            <w:tcW w:type="dxa" w:w="1400"/>
+            <w:tcBorders>
+              <w:top w:val="single" w:color="CCCCCC" w:sz="2"/>
+              <w:left w:val="single" w:color="CCCCCC" w:sz="2"/>
+              <w:bottom w:val="single" w:color="CCCCCC" w:sz="2"/>
+              <w:right w:val="single" w:color="CCCCCC" w:sz="2"/>
+            </w:tcBorders>
+            <w:tcMar>
+              <w:top w:type="dxa" w:w="80"/>
+              <w:left w:type="dxa" w:w="110"/>
+              <w:bottom w:type="dxa" w:w="80"/>
+              <w:right w:type="dxa" w:w="110"/>
+            </w:tcMar>
+            <w:vAlign w:val="center"/>
+          </w:tcPr>
+          <w:p>
+            <w:r>
+              <w:rPr>
+                <w:b w:val="false"/>
+                <w:bCs w:val="false"/>
+                <w:sz w:val="18"/>
+                <w:szCs w:val="18"/>
+              </w:rPr>
+              <w:t xml:space="preserve">Steward/Owner</w:t>
+            </w:r>
+          </w:p>
+        </w:tc>
+      </w:tr>
+      <w:tr>
+        <w:tc>
+          <w:tcPr>
+            <w:tcW w:type="dxa" w:w="3600"/>
+            <w:tcBorders>
+              <w:top w:val="single" w:color="CCCCCC" w:sz="2"/>
+              <w:left w:val="single" w:color="CCCCCC" w:sz="2"/>
+              <w:bottom w:val="single" w:color="CCCCCC" w:sz="2"/>
+              <w:right w:val="single" w:color="CCCCCC" w:sz="2"/>
+            </w:tcBorders>
+            <w:shd w:fill="DCEAF0" w:val="clear"/>
+            <w:tcMar>
+              <w:top w:type="dxa" w:w="80"/>
+              <w:left w:type="dxa" w:w="110"/>
+              <w:bottom w:type="dxa" w:w="80"/>
+              <w:right w:type="dxa" w:w="110"/>
+            </w:tcMar>
+            <w:vAlign w:val="center"/>
+          </w:tcPr>
+          <w:p>
+            <w:r>
+              <w:rPr>
+                <w:rFonts w:ascii="Consolas" w:cs="Consolas" w:eastAsia="Consolas" w:hAnsi="Consolas"/>
+                <w:b w:val="false"/>
+                <w:bCs w:val="false"/>
+                <w:sz w:val="18"/>
+                <w:szCs w:val="18"/>
+              </w:rPr>
+              <w:t xml:space="preserve">GET /stewardship/match-review/{pair_id}</w:t>
+            </w:r>
+          </w:p>
+        </w:tc>
+        <w:tc>
+          <w:tcPr>
+            <w:tcW w:type="dxa" w:w="4360"/>
+            <w:tcBorders>
+              <w:top w:val="single" w:color="CCCCCC" w:sz="2"/>
+              <w:left w:val="single" w:color="CCCCCC" w:sz="2"/>
+              <w:bottom w:val="single" w:color="CCCCCC" w:sz="2"/>
+              <w:right w:val="single" w:color="CCCCCC" w:sz="2"/>
+            </w:tcBorders>
+            <w:shd w:fill="DCEAF0" w:val="clear"/>
+            <w:tcMar>
+              <w:top w:type="dxa" w:w="80"/>
+              <w:left w:type="dxa" w:w="110"/>
+              <w:bottom w:type="dxa" w:w="80"/>
+              <w:right w:type="dxa" w:w="110"/>
+            </w:tcMar>
+            <w:vAlign w:val="center"/>
+          </w:tcPr>
+          <w:p>
+            <w:r>
+              <w:rPr>
+                <w:b w:val="false"/>
+                <w:bCs w:val="false"/>
+                <w:sz w:val="18"/>
+                <w:szCs w:val="18"/>
+              </w:rPr>
+              <w:t xml:space="preserve">One match-review candidate, full detail</w:t>
+            </w:r>
+          </w:p>
+        </w:tc>
+        <w:tc>
+          <w:tcPr>
+            <w:tcW w:type="dxa" w:w="1400"/>
+            <w:tcBorders>
+              <w:top w:val="single" w:color="CCCCCC" w:sz="2"/>
+              <w:left w:val="single" w:color="CCCCCC" w:sz="2"/>
+              <w:bottom w:val="single" w:color="CCCCCC" w:sz="2"/>
+              <w:right w:val="single" w:color="CCCCCC" w:sz="2"/>
+            </w:tcBorders>
+            <w:shd w:fill="DCEAF0" w:val="clear"/>
+            <w:tcMar>
+              <w:top w:type="dxa" w:w="80"/>
+              <w:left w:type="dxa" w:w="110"/>
+              <w:bottom w:type="dxa" w:w="80"/>
+              <w:right w:type="dxa" w:w="110"/>
+            </w:tcMar>
+            <w:vAlign w:val="center"/>
+          </w:tcPr>
+          <w:p>
+            <w:r>
+              <w:rPr>
+                <w:b w:val="false"/>
+                <w:bCs w:val="false"/>
+                <w:sz w:val="18"/>
+                <w:szCs w:val="18"/>
+              </w:rPr>
+              <w:t xml:space="preserve">Steward/Owner</w:t>
+            </w:r>
+          </w:p>
+        </w:tc>
+      </w:tr>
+      <w:tr>
+        <w:tc>
+          <w:tcPr>
+            <w:tcW w:type="dxa" w:w="3600"/>
+            <w:tcBorders>
+              <w:top w:val="single" w:color="CCCCCC" w:sz="2"/>
+              <w:left w:val="single" w:color="CCCCCC" w:sz="2"/>
+              <w:bottom w:val="single" w:color="CCCCCC" w:sz="2"/>
+              <w:right w:val="single" w:color="CCCCCC" w:sz="2"/>
+            </w:tcBorders>
+            <w:tcMar>
+              <w:top w:type="dxa" w:w="80"/>
+              <w:left w:type="dxa" w:w="110"/>
+              <w:bottom w:type="dxa" w:w="80"/>
+              <w:right w:type="dxa" w:w="110"/>
+            </w:tcMar>
+            <w:vAlign w:val="center"/>
+          </w:tcPr>
+          <w:p>
+            <w:r>
+              <w:rPr>
+                <w:rFonts w:ascii="Consolas" w:cs="Consolas" w:eastAsia="Consolas" w:hAnsi="Consolas"/>
+                <w:b w:val="false"/>
+                <w:bCs w:val="false"/>
+                <w:sz w:val="18"/>
+                <w:szCs w:val="18"/>
+              </w:rPr>
+              <w:t xml:space="preserve">POST /stewardship/match-review/{pair_id}/confirm</w:t>
+            </w:r>
+          </w:p>
+        </w:tc>
+        <w:tc>
+          <w:tcPr>
+            <w:tcW w:type="dxa" w:w="4360"/>
+            <w:tcBorders>
+              <w:top w:val="single" w:color="CCCCCC" w:sz="2"/>
+              <w:left w:val="single" w:color="CCCCCC" w:sz="2"/>
+              <w:bottom w:val="single" w:color="CCCCCC" w:sz="2"/>
+              <w:right w:val="single" w:color="CCCCCC" w:sz="2"/>
+            </w:tcBorders>
+            <w:tcMar>
+              <w:top w:type="dxa" w:w="80"/>
+              <w:left w:type="dxa" w:w="110"/>
+              <w:bottom w:type="dxa" w:w="80"/>
+              <w:right w:type="dxa" w:w="110"/>
+            </w:tcMar>
+            <w:vAlign w:val="center"/>
+          </w:tcPr>
+          <w:p>
+            <w:r>
+              <w:rPr>
+                <w:b w:val="false"/>
+                <w:bCs w:val="false"/>
+                <w:sz w:val="18"/>
+                <w:szCs w:val="18"/>
+              </w:rPr>
+              <w:t xml:space="preserve">Confirm a pair is the same customer</w:t>
+            </w:r>
+          </w:p>
+        </w:tc>
+        <w:tc>
+          <w:tcPr>
+            <w:tcW w:type="dxa" w:w="1400"/>
+            <w:tcBorders>
+              <w:top w:val="single" w:color="CCCCCC" w:sz="2"/>
+              <w:left w:val="single" w:color="CCCCCC" w:sz="2"/>
+              <w:bottom w:val="single" w:color="CCCCCC" w:sz="2"/>
+              <w:right w:val="single" w:color="CCCCCC" w:sz="2"/>
+            </w:tcBorders>
+            <w:tcMar>
+              <w:top w:type="dxa" w:w="80"/>
+              <w:left w:type="dxa" w:w="110"/>
+              <w:bottom w:type="dxa" w:w="80"/>
+              <w:right w:type="dxa" w:w="110"/>
+            </w:tcMar>
+            <w:vAlign w:val="center"/>
+          </w:tcPr>
+          <w:p>
+            <w:r>
+              <w:rPr>
+                <w:b w:val="false"/>
+                <w:bCs w:val="false"/>
+                <w:sz w:val="18"/>
+                <w:szCs w:val="18"/>
+              </w:rPr>
+              <w:t xml:space="preserve">Steward/Owner</w:t>
+            </w:r>
+          </w:p>
+        </w:tc>
+      </w:tr>
+      <w:tr>
+        <w:tc>
+          <w:tcPr>
+            <w:tcW w:type="dxa" w:w="3600"/>
+            <w:tcBorders>
+              <w:top w:val="single" w:color="CCCCCC" w:sz="2"/>
+              <w:left w:val="single" w:color="CCCCCC" w:sz="2"/>
+              <w:bottom w:val="single" w:color="CCCCCC" w:sz="2"/>
+              <w:right w:val="single" w:color="CCCCCC" w:sz="2"/>
+            </w:tcBorders>
+            <w:shd w:fill="DCEAF0" w:val="clear"/>
+            <w:tcMar>
+              <w:top w:type="dxa" w:w="80"/>
+              <w:left w:type="dxa" w:w="110"/>
+              <w:bottom w:type="dxa" w:w="80"/>
+              <w:right w:type="dxa" w:w="110"/>
+            </w:tcMar>
+            <w:vAlign w:val="center"/>
+          </w:tcPr>
+          <w:p>
+            <w:r>
+              <w:rPr>
+                <w:rFonts w:ascii="Consolas" w:cs="Consolas" w:eastAsia="Consolas" w:hAnsi="Consolas"/>
+                <w:b w:val="false"/>
+                <w:bCs w:val="false"/>
+                <w:sz w:val="18"/>
+                <w:szCs w:val="18"/>
+              </w:rPr>
+              <w:t xml:space="preserve">POST /stewardship/match-review/{pair_id}/reject</w:t>
+            </w:r>
+          </w:p>
+        </w:tc>
+        <w:tc>
+          <w:tcPr>
+            <w:tcW w:type="dxa" w:w="4360"/>
+            <w:tcBorders>
+              <w:top w:val="single" w:color="CCCCCC" w:sz="2"/>
+              <w:left w:val="single" w:color="CCCCCC" w:sz="2"/>
+              <w:bottom w:val="single" w:color="CCCCCC" w:sz="2"/>
+              <w:right w:val="single" w:color="CCCCCC" w:sz="2"/>
+            </w:tcBorders>
+            <w:shd w:fill="DCEAF0" w:val="clear"/>
+            <w:tcMar>
+              <w:top w:type="dxa" w:w="80"/>
+              <w:left w:type="dxa" w:w="110"/>
+              <w:bottom w:type="dxa" w:w="80"/>
+              <w:right w:type="dxa" w:w="110"/>
+            </w:tcMar>
+            <w:vAlign w:val="center"/>
+          </w:tcPr>
+          <w:p>
+            <w:r>
+              <w:rPr>
+                <w:b w:val="false"/>
+                <w:bCs w:val="false"/>
+                <w:sz w:val="18"/>
+                <w:szCs w:val="18"/>
+              </w:rPr>
+              <w:t xml:space="preserve">Reject a pair as coincidental</w:t>
+            </w:r>
+          </w:p>
+        </w:tc>
+        <w:tc>
+          <w:tcPr>
+            <w:tcW w:type="dxa" w:w="1400"/>
+            <w:tcBorders>
+              <w:top w:val="single" w:color="CCCCCC" w:sz="2"/>
+              <w:left w:val="single" w:color="CCCCCC" w:sz="2"/>
+              <w:bottom w:val="single" w:color="CCCCCC" w:sz="2"/>
+              <w:right w:val="single" w:color="CCCCCC" w:sz="2"/>
+            </w:tcBorders>
+            <w:shd w:fill="DCEAF0" w:val="clear"/>
+            <w:tcMar>
+              <w:top w:type="dxa" w:w="80"/>
+              <w:left w:type="dxa" w:w="110"/>
+              <w:bottom w:type="dxa" w:w="80"/>
+              <w:right w:type="dxa" w:w="110"/>
+            </w:tcMar>
+            <w:vAlign w:val="center"/>
+          </w:tcPr>
+          <w:p>
+            <w:r>
+              <w:rPr>
+                <w:b w:val="false"/>
+                <w:bCs w:val="false"/>
+                <w:sz w:val="18"/>
+                <w:szCs w:val="18"/>
+              </w:rPr>
+              <w:t xml:space="preserve">Steward/Owner</w:t>
+            </w:r>
+          </w:p>
+        </w:tc>
+      </w:tr>
+      <w:tr>
+        <w:tc>
+          <w:tcPr>
+            <w:tcW w:type="dxa" w:w="3600"/>
+            <w:tcBorders>
+              <w:top w:val="single" w:color="CCCCCC" w:sz="2"/>
+              <w:left w:val="single" w:color="CCCCCC" w:sz="2"/>
+              <w:bottom w:val="single" w:color="CCCCCC" w:sz="2"/>
+              <w:right w:val="single" w:color="CCCCCC" w:sz="2"/>
+            </w:tcBorders>
+            <w:tcMar>
+              <w:top w:type="dxa" w:w="80"/>
+              <w:left w:type="dxa" w:w="110"/>
+              <w:bottom w:type="dxa" w:w="80"/>
+              <w:right w:type="dxa" w:w="110"/>
+            </w:tcMar>
+            <w:vAlign w:val="center"/>
+          </w:tcPr>
+          <w:p>
+            <w:r>
+              <w:rPr>
+                <w:rFonts w:ascii="Consolas" w:cs="Consolas" w:eastAsia="Consolas" w:hAnsi="Consolas"/>
+                <w:b w:val="false"/>
+                <w:bCs w:val="false"/>
+                <w:sz w:val="18"/>
+                <w:szCs w:val="18"/>
+              </w:rPr>
               <w:t xml:space="preserve">GET /admin/users</w:t>
             </w:r>
           </w:p>
@@ -6013,7 +6426,7 @@
           <w:iCs/>
           <w:color w:val="5B6770"/>
         </w:rPr>
-        <w:t xml:space="preserve">Note: the stewardship queue endpoints require a Bearer token and enforce the dataSteward/dataOwner role check described in Section 7.2; the Data Stewardship Console shares its session with the login-gated portal via a common browser-side session token (Section 4.1).</w:t>
+        <w:t xml:space="preserve">Note: the stewardship queue and match-review endpoints require a Bearer token and enforce the dataSteward/dataOwner role check described in Section 7.2; the Data Stewardship Console shares its session with the login-gated portal via a common browser-side session token (Section 4.1).</w:t>
       </w:r>
     </w:p>
     <w:p>
@@ -6047,7 +6460,7 @@
         <w:spacing w:after="90"/>
       </w:pPr>
       <w:r>
-        <w:t xml:space="preserve">Matching is deterministic (exact match on normalized email or phone), not fuzzy/probabilistic.</w:t>
+        <w:t xml:space="preserve">Matching is hybrid: deterministic exact-match (tier 1) plus a lightweight TF-IDF embedding-similarity fuzzy tier (tier 2), not a full probabilistic/ML matching model — no phonetic algorithms, no configurable per-field match weights, no learned confidence model.</w:t>
       </w:r>
     </w:p>
     <w:p>
@@ -6060,7 +6473,7 @@
         <w:spacing w:after="90"/>
       </w:pPr>
       <w:r>
-        <w:t xml:space="preserve">Survivorship is record-level (whole record from one winning source), not attribute-level.</w:t>
+        <w:t xml:space="preserve">The fuzzy tier’s thresholds (auto-merge and review-band cutoffs) were calibrated empirically against this project’s synthetic data generator’s seeded fuzzy-duplicate pairs versus every same-block non-duplicate pair, not derived analytically — re-calibrate if the generator’s population changes materially.</w:t>
       </w:r>
     </w:p>
     <w:p>
@@ -6073,7 +6486,7 @@
         <w:spacing w:after="90"/>
       </w:pPr>
       <w:r>
-        <w:t xml:space="preserve">Steward corrections skip re-validation against the metadata rules — steward approval is treated as authoritative.</w:t>
+        <w:t xml:space="preserve">Survivorship is record-level (whole record from one winning source), not attribute-level.</w:t>
       </w:r>
     </w:p>
     <w:p>
@@ -6086,7 +6499,20 @@
         <w:spacing w:after="90"/>
       </w:pPr>
       <w:r>
-        <w:t xml:space="preserve">Real-time reprocessing's match step compares against each golden record's current survivor values, not every historical non-survivor source in that group.</w:t>
+        <w:t xml:space="preserve">Steward corrections skip re-validation against the metadata rules — steward approval is treated as authoritative.</w:t>
+      </w:r>
+    </w:p>
+    <w:p>
+      <w:pPr>
+        <w:pStyle w:val="ListParagraph"/>
+        <w:numPr>
+          <w:ilvl w:val="0"/>
+          <w:numId w:val="2"/>
+        </w:numPr>
+        <w:spacing w:after="90"/>
+      </w:pPr>
+      <w:r>
+        <w:t xml:space="preserve">Real-time reprocessing’s match step compares against each golden record’s current survivor values, not every historical non-survivor source in that group — and only runs the tier-1 exact match, never the tier-2 fuzzy embedding tier (fitting a TF-IDF vectorizer per API request was judged not worth the added request latency for a demo-scoped feature). A confirmed/rejected Match Review decision similarly only takes effect on the next batch pipeline rebuild, not instantly.</w:t>
       </w:r>
     </w:p>
     <w:p>

--- a/Design_Document.docx
+++ b/Design_Document.docx
@@ -240,6 +240,19 @@
       </w:pPr>
       <w:r>
         <w:t xml:space="preserve">Known design simplifications and the rationale behind each.</w:t>
+      </w:r>
+    </w:p>
+    <w:p>
+      <w:pPr>
+        <w:pStyle w:val="ListParagraph"/>
+        <w:numPr>
+          <w:ilvl w:val="0"/>
+          <w:numId w:val="2"/>
+        </w:numPr>
+        <w:spacing w:after="90"/>
+      </w:pPr>
+      <w:r>
+        <w:t xml:space="preserve">The gold-layer audit trail: architecture, capture points, and access controls (Section 3.6).</w:t>
       </w:r>
     </w:p>
     <w:p>
@@ -2870,6 +2883,51 @@
       </w:r>
     </w:p>
     <w:p>
+      <w:pPr>
+        <w:pStyle w:val="Heading2"/>
+      </w:pPr>
+      <w:r>
+        <w:t xml:space="preserve">3.6 Gold-Layer Audit Trail</w:t>
+      </w:r>
+    </w:p>
+    <w:p>
+      <w:pPr>
+        <w:spacing w:after="160"/>
+      </w:pPr>
+      <w:r>
+        <w:t xml:space="preserve">audit.audit_trail is an append-only table (api/audit.py) recording every golden record’s creation, edit, and logical delete. Rows are grouped by a change_batch_id so a single logical operation that touches several fields appears as one history entry with per-field old/new values, rather than one row per operation. No code path anywhere issues an UPDATE or DELETE against this table — that omission is the enforcement mechanism, consistent with this project’s app-level-only security model (Section 7).</w:t>
+      </w:r>
+    </w:p>
+    <w:p>
+      <w:pPr>
+        <w:spacing w:after="160"/>
+      </w:pPr>
+      <w:r>
+        <w:t xml:space="preserve">Three writers feed it, one for each way a golden record can change. api/main.py’s update_customer() endpoint logs a portal_manual_edit batch when a user with read_write gold access saves an inline edit. api/reprocessing.py logs a steward_reprocessing batch for both outcomes of real-time reprocessing (Section 5) — a brand-new golden record, or a survivorship recompute on an existing one. And scripts/audit_pipeline_diff.py, run as the final stage of the batch pipeline build (Section 2.2), logs a pipeline_batch batch by diffing each freshly rebuilt gold_customers table against audit.gold_customers_snapshot — a copy of gold_customers’s tracked columns kept in the audit schema specifically because dbt’s CREATE OR REPLACE of main_gold.gold_customers never touches it. A golden_id present in the snapshot but absent from the rebuilt table is logged as logically_deleted (its sources were removed, or it merged into a different golden_id during re-matching).</w:t>
+      </w:r>
+    </w:p>
+    <w:p>
+      <w:pPr>
+        <w:spacing w:after="160"/>
+      </w:pPr>
+      <w:r>
+        <w:t xml:space="preserve">The read path — GET /api/v1/customers/{golden_id}/audit-trail — is gated by the same require_gold_read dependency as viewing the record itself (any read or read_write gold_access), so anyone who can see a golden record can see its full history. If the golden record has since been logically deleted, the endpoint reconstructs its last-known field values directly from the log rather than returning an empty result. There is no corresponding write or delete endpoint.</w:t>
+      </w:r>
+    </w:p>
+    <w:p>
+      <w:pPr>
+        <w:spacing w:after="160"/>
+      </w:pPr>
+      <w:r>
+        <w:rPr>
+          <w:i/>
+          <w:iCs/>
+          <w:color w:val="5B6770"/>
+        </w:rPr>
+        <w:t xml:space="preserve">Design note: this feature inherits the golden-ID-renumbering caveat already noted in Section 5 — if a reprocessing-created golden_id is later renumbered by a full dbt run, the audit trail logs the old number as logically_deleted and the new number as created, even though it is the same underlying customer. It also only captures a manual dbt run --select gold.* if audit_pipeline_diff.py is run immediately after — automatic inside build_pipeline.py, but not if the gold rebuild command is run by itself (e.g. after a Match Review decision).</w:t>
+      </w:r>
+    </w:p>
+    <w:p>
       <w:r>
         <w:br w:type="page"/>
       </w:r>
@@ -2975,6 +3033,19 @@
       </w:pPr>
       <w:r>
         <w:t xml:space="preserve">Administration → User Administration (admin role only) — create/edit/deactivate portal users, assign role and gold_access, and reset passwords. New-user creation returns a one-time password that is never stored or logged in plaintext (only its bcrypt hash persists).</w:t>
+      </w:r>
+    </w:p>
+    <w:p>
+      <w:pPr>
+        <w:pStyle w:val="ListParagraph"/>
+        <w:numPr>
+          <w:ilvl w:val="0"/>
+          <w:numId w:val="2"/>
+        </w:numPr>
+        <w:spacing w:after="90"/>
+      </w:pPr>
+      <w:r>
+        <w:t xml:space="preserve">Audit Trail — a read-only history panel, opened from a button on the customer detail modal, showing the golden record’s key identifiers plus a newest-first timeline of every creation, edit, and logical delete, each entry expandable to its field-level old/new diffs (Section 3.6).</w:t>
       </w:r>
     </w:p>
     <w:p>
@@ -4778,6 +4849,96 @@
               <w:bottom w:val="single" w:color="CCCCCC" w:sz="2"/>
               <w:right w:val="single" w:color="CCCCCC" w:sz="2"/>
             </w:tcBorders>
+            <w:tcMar>
+              <w:top w:type="dxa" w:w="80"/>
+              <w:left w:type="dxa" w:w="110"/>
+              <w:bottom w:type="dxa" w:w="80"/>
+              <w:right w:type="dxa" w:w="110"/>
+            </w:tcMar>
+            <w:vAlign w:val="center"/>
+          </w:tcPr>
+          <w:p>
+            <w:r>
+              <w:rPr>
+                <w:rFonts w:ascii="Consolas" w:cs="Consolas" w:eastAsia="Consolas" w:hAnsi="Consolas"/>
+                <w:b w:val="false"/>
+                <w:bCs w:val="false"/>
+                <w:sz w:val="18"/>
+                <w:szCs w:val="18"/>
+              </w:rPr>
+              <w:t xml:space="preserve">GET /customers/{golden_id}/audit-trail</w:t>
+            </w:r>
+          </w:p>
+        </w:tc>
+        <w:tc>
+          <w:tcPr>
+            <w:tcW w:type="dxa" w:w="4360"/>
+            <w:tcBorders>
+              <w:top w:val="single" w:color="CCCCCC" w:sz="2"/>
+              <w:left w:val="single" w:color="CCCCCC" w:sz="2"/>
+              <w:bottom w:val="single" w:color="CCCCCC" w:sz="2"/>
+              <w:right w:val="single" w:color="CCCCCC" w:sz="2"/>
+            </w:tcBorders>
+            <w:tcMar>
+              <w:top w:type="dxa" w:w="80"/>
+              <w:left w:type="dxa" w:w="110"/>
+              <w:bottom w:type="dxa" w:w="80"/>
+              <w:right w:type="dxa" w:w="110"/>
+            </w:tcMar>
+            <w:vAlign w:val="center"/>
+          </w:tcPr>
+          <w:p>
+            <w:r>
+              <w:rPr>
+                <w:b w:val="false"/>
+                <w:bCs w:val="false"/>
+                <w:sz w:val="18"/>
+                <w:szCs w:val="18"/>
+              </w:rPr>
+              <w:t xml:space="preserve">Read-only history: creation, edits, logical deletes</w:t>
+            </w:r>
+          </w:p>
+        </w:tc>
+        <w:tc>
+          <w:tcPr>
+            <w:tcW w:type="dxa" w:w="1400"/>
+            <w:tcBorders>
+              <w:top w:val="single" w:color="CCCCCC" w:sz="2"/>
+              <w:left w:val="single" w:color="CCCCCC" w:sz="2"/>
+              <w:bottom w:val="single" w:color="CCCCCC" w:sz="2"/>
+              <w:right w:val="single" w:color="CCCCCC" w:sz="2"/>
+            </w:tcBorders>
+            <w:tcMar>
+              <w:top w:type="dxa" w:w="80"/>
+              <w:left w:type="dxa" w:w="110"/>
+              <w:bottom w:type="dxa" w:w="80"/>
+              <w:right w:type="dxa" w:w="110"/>
+            </w:tcMar>
+            <w:vAlign w:val="center"/>
+          </w:tcPr>
+          <w:p>
+            <w:r>
+              <w:rPr>
+                <w:b w:val="false"/>
+                <w:bCs w:val="false"/>
+                <w:sz w:val="18"/>
+                <w:szCs w:val="18"/>
+              </w:rPr>
+              <w:t xml:space="preserve">read</w:t>
+            </w:r>
+          </w:p>
+        </w:tc>
+      </w:tr>
+      <w:tr>
+        <w:tc>
+          <w:tcPr>
+            <w:tcW w:type="dxa" w:w="3600"/>
+            <w:tcBorders>
+              <w:top w:val="single" w:color="CCCCCC" w:sz="2"/>
+              <w:left w:val="single" w:color="CCCCCC" w:sz="2"/>
+              <w:bottom w:val="single" w:color="CCCCCC" w:sz="2"/>
+              <w:right w:val="single" w:color="CCCCCC" w:sz="2"/>
+            </w:tcBorders>
             <w:shd w:fill="DCEAF0" w:val="clear"/>
             <w:tcMar>
               <w:top w:type="dxa" w:w="80"/>
@@ -6526,6 +6687,19 @@
       </w:pPr>
       <w:r>
         <w:t xml:space="preserve">New golden IDs from real-time reprocessing increment the current max, which can diverge from what a full dbt run would assign from scratch.</w:t>
+      </w:r>
+    </w:p>
+    <w:p>
+      <w:pPr>
+        <w:pStyle w:val="ListParagraph"/>
+        <w:numPr>
+          <w:ilvl w:val="0"/>
+          <w:numId w:val="2"/>
+        </w:numPr>
+        <w:spacing w:after="90"/>
+      </w:pPr>
+      <w:r>
+        <w:t xml:space="preserve">The audit trail (Section 3.6) inherits this golden-ID-renumbering behavior, and only captures a manual dbt run --select gold.* if audit_pipeline_diff.py is run immediately after — automatic inside build_pipeline.py, not if the gold rebuild is run by itself.</w:t>
       </w:r>
     </w:p>
     <w:p>

--- a/Design_Document.docx
+++ b/Design_Document.docx
@@ -2993,7 +2993,7 @@
         <w:spacing w:after="160"/>
       </w:pPr>
       <w:r>
-        <w:t xml:space="preserve">A login-gated application with three areas, gated by role and gold_access:</w:t>
+        <w:t xml:space="preserve">A login-gated application with four areas, gated by role and gold_access:</w:t>
       </w:r>
     </w:p>
     <w:p>
@@ -3019,7 +3019,33 @@
         <w:spacing w:after="90"/>
       </w:pPr>
       <w:r>
-        <w:t xml:space="preserve">Data Governance — a pannable, zoomable SVG network diagram of the entire lineage metadata graph (bronze → silver → gold → stewardship). Clicking any node highlights its upstream lineage in amber and downstream impact in green directly on the graph, with a side panel showing the node's description, direct incoming/outgoing rules, and upstream/downstream counts. Clicking a gold-layer node also surfaces a Golden ID lookup tool.</w:t>
+        <w:t xml:space="preserve">Data Governance -- a nav dropdown with two independently-gated items; the dropdown itself is hidden if neither item would be visible to the signed-in user.</w:t>
+      </w:r>
+    </w:p>
+    <w:p>
+      <w:pPr>
+        <w:pStyle w:val="ListParagraph"/>
+        <w:numPr>
+          <w:ilvl w:val="0"/>
+          <w:numId w:val="2"/>
+        </w:numPr>
+        <w:spacing w:after="90"/>
+      </w:pPr>
+      <w:r>
+        <w:t xml:space="preserve">Data Stewardship -- visible only to dataSteward/dataOwner accounts, the same role gate as the console itself (Section 4.1). Opens /app/ via window.open('/app/', 'mdmStewardshipTab'); clicking it again while that named browser tab is still open re-focuses the same tab instead of opening a duplicate, using the browser's native named-window targeting rather than any cross-tab messaging. This only recognizes tabs opened via this button -- a Stewardship tab opened by directly visiting /app/ is not detected as “already open.”</w:t>
+      </w:r>
+    </w:p>
+    <w:p>
+      <w:pPr>
+        <w:pStyle w:val="ListParagraph"/>
+        <w:numPr>
+          <w:ilvl w:val="0"/>
+          <w:numId w:val="2"/>
+        </w:numPr>
+        <w:spacing w:after="90"/>
+      </w:pPr>
+      <w:r>
+        <w:t xml:space="preserve">Lineage and Impact Analysis -- visible only to users with gold read or read_write access. This gates the portal nav item only; the underlying /api/v1/lineage/* endpoints remain open to any authenticated user regardless of gold_access, an intentional, pre-existing distinction (the lineage graph is pipeline metadata, not gold customer data). A pannable, zoomable SVG network diagram of the entire lineage metadata graph (bronze → silver → gold → stewardship). Clicking any node highlights its upstream lineage in amber and downstream impact in green directly on the graph, with a side panel showing the node's description, direct incoming/outgoing rules, and upstream/downstream counts. Clicking a gold-layer node also surfaces a Golden ID lookup tool.</w:t>
       </w:r>
     </w:p>
     <w:p>

--- a/Design_Document.docx
+++ b/Design_Document.docx
@@ -2802,7 +2802,7 @@
         <w:spacing w:after="160"/>
       </w:pPr>
       <w:r>
-        <w:t xml:space="preserve">Two silver records are considered the same customer through a hybrid, two-tier strategy computed by scripts/generate_matches.py, a Python step that runs between silver and gold (dbt-duckdb cannot do embedding math in SQL, so this is a deliberate departure from the otherwise all-dbt pipeline — see Section 2.2). Tier 1 is deterministic: two records match if they share a normalized email (lowercased, trimmed) or a normalized phone (digits only), confidence 1.00. Tier 2 is an embedding-similarity fuzzy match: each record’s name and address fields are combined into a short text blob and vectorized with a TF-IDF character n-gram encoder (scikit-learn), candidate pairs are generated via blocking on state_code (to avoid an O(n²) comparison at scale), and cosine similarity is computed within each block. Pairs scoring at or above a calibrated high threshold auto-merge with their similarity score as the match confidence; pairs in a lower borderline band are not auto-merged — they are written to gold_match_review_queue for a data steward to confirm or reject (Section 4.1). All tier-1 edges, auto-merged tier-2 edges, and any steward-confirmed tier-2 edges feed a single graph, clustered via union-find (path compression + union by rank) to assign each record a match_group_id. A steward’s confirm/reject decision (stewardship.match_review_overrides) is honored the next time generate_matches.py runs — confirmed pairs are forced into the same cluster, rejected pairs are permanently excluded from ever resurfacing.</w:t>
+        <w:t xml:space="preserve">Matching is entirely metadata-driven: tier definitions and thresholds live in dbt_project/seeds/matching_thresholds.csv, and the fields each tier compares live in the child table dbt_project/seeds/matching_rules.csv (keyed by tier_id) — the same “rules live in a seed, not in code” pattern as column_rules.csv. Two silver records are considered the same customer through the hybrid, two-tier strategy the seed configures today, computed by scripts/generate_matches.py, a Python step that runs between silver and gold (dbt-duckdb cannot do embedding math in SQL, so this is a deliberate departure from the otherwise all-dbt pipeline — see Section 2.2). Tier 1 is deterministic: two records match if they agree, after each rule’s transform_function is applied, on any active exact_match_field rule for the tier (today: normalized email or normalized phone), with confidence equal to that tier’s auto_merge_threshold (1.00). Tier 2 is an embedding-similarity fuzzy match: each record’s similarity_text_field columns (today: name and address fields) are combined into a short text blob and vectorized with a TF-IDF character n-gram encoder (scikit-learn), candidate pairs are generated via blocking on the tier’s blocking_key rule(s) (today: state_code, to avoid an O(n²) comparison at scale — multiple blocking_key rows compose into a multi-column key), and cosine similarity is computed within each block. Pairs scoring at or above the tier’s auto_merge_threshold auto-merge with their similarity score as the match confidence; pairs between review_lower_threshold and auto_merge_threshold are not auto-merged — they are written to gold_match_review_queue for a data steward to confirm or reject (Section 4.1). All tier-1 edges, auto-merged tier-2 edges, and any steward-confirmed tier-2 edges feed a single graph, clustered via union-find (path compression + union by rank) to assign each record a match_group_id. A steward’s confirm/reject decision (stewardship.match_review_overrides) is honored the next time generate_matches.py runs — confirmed pairs are forced into the same cluster, rejected pairs are permanently excluded from ever resurfacing. Adding another tier (exact or fuzzy) means adding rows to the two seed files; no code change is required unless the new tier needs a genuinely new match_method.</w:t>
       </w:r>
     </w:p>
     <w:p>
@@ -2834,7 +2834,7 @@
         <w:spacing w:after="160"/>
       </w:pPr>
       <w:r>
-        <w:t xml:space="preserve">Every source record that contributed to a golden record has a row here: golden_id, source_system, source_record_id, a match_confidence_score, and an is_survivor_record flag identifying which contributing row was the survivor. The confidence score is genuinely graduated: 1.00 for a tier-1 exact match, the actual cosine similarity score (typically 0.80–1.00) for a tier-2 fuzzy auto-merge or steward-confirmed match, and 0.50 (“provisional”) for a single-source record with no corroborating match at all. This is the mechanism that answers “which source records make up this golden record, and how confident are we in the match?”</w:t>
+        <w:t xml:space="preserve">Every source record that contributed to a golden record has a row here: golden_id, source_system, source_record_id, a match_confidence_score, and an is_survivor_record flag identifying which contributing row was the survivor. The confidence score is genuinely graduated, and every non-computed value is read from matching_thresholds.csv rather than hardcoded: a tier-1 exact match gets that tier’s auto_merge_threshold (1.00), a tier-2 fuzzy auto-merge or steward-confirmed match gets the actual cosine similarity score (typically 0.80–1.00), and a single-source record with no corroborating match at all gets a seeded non-tier “provisional” baseline (0.50) — read by both the batch gold layer (gold_crosswalk.sql) and real-time reprocessing (api/reprocessing.py), so the two paths can’t disagree on it. This is the mechanism that answers “which source records make up this golden record, and how confident are we in the match?”</w:t>
       </w:r>
     </w:p>
     <w:p>
@@ -3134,7 +3134,7 @@
         <w:spacing w:after="90"/>
       </w:pPr>
       <w:r>
-        <w:t xml:space="preserve">Match against the current gold set — the corrected record's normalized email/phone is compared against each existing golden record's current survivor values (not every historical non-survivor source in that group), using the same deterministic tier-1 exact match strategy as the batch pipeline — the fuzzy embedding-similarity tier only runs in the batch pipeline’s scripts/generate_matches.py, not in this real-time path (see Section 9).</w:t>
+        <w:t xml:space="preserve">Match against the current gold set — the corrected record is compared against each existing golden record's current survivor values (not every historical non-survivor source in that group), using the tier-1 exact_match_field rules read from matching_rules.csv — the same metadata dbt_project/seeds/matching_rules.csv the batch pipeline’s tier 1 reads, so the two paths can’t drift on which fields count as an exact match, even though only the batch pipeline’s scripts/generate_matches.py also runs the fuzzy embedding-similarity tier, not this real-time path (see Section 9).</w:t>
       </w:r>
     </w:p>
     <w:p>
@@ -6647,7 +6647,7 @@
         <w:spacing w:after="90"/>
       </w:pPr>
       <w:r>
-        <w:t xml:space="preserve">Matching is hybrid: deterministic exact-match (tier 1) plus a lightweight TF-IDF embedding-similarity fuzzy tier (tier 2), not a full probabilistic/ML matching model — no phonetic algorithms, no configurable per-field match weights, no learned confidence model.</w:t>
+        <w:t xml:space="preserve">Matching is hybrid: deterministic exact-match (tier 1) plus a lightweight TF-IDF embedding-similarity fuzzy tier (tier 2), not a full probabilistic/ML matching model — no phonetic algorithms, no learned confidence model. Which fields and thresholds each tier uses is metadata-driven (matching_thresholds.csv / matching_rules.csv), not hardcoded, but there is still no per-field weighting scheme within a tier — TF-IDF scores a tier 2 pair's concatenated similarity text as a whole, not as a weighted combination of individual fields.</w:t>
       </w:r>
     </w:p>
     <w:p>
@@ -6660,7 +6660,7 @@
         <w:spacing w:after="90"/>
       </w:pPr>
       <w:r>
-        <w:t xml:space="preserve">The fuzzy tier’s thresholds (auto-merge and review-band cutoffs) were calibrated empirically against this project’s synthetic data generator’s seeded fuzzy-duplicate pairs versus every same-block non-duplicate pair, not derived analytically — re-calibrate if the generator’s population changes materially.</w:t>
+        <w:t xml:space="preserve">The fuzzy tier’s thresholds (auto-merge and review-band cutoffs) live in matching_thresholds.csv, not code constants — recalibrating means editing the seed and rerunning, no code change needed. The values themselves were calibrated empirically against this project’s synthetic data generator’s seeded fuzzy-duplicate pairs versus every same-block non-duplicate pair, not derived analytically — re-calibrate (and update the seed) if the generator’s population changes materially.</w:t>
       </w:r>
     </w:p>
     <w:p>
@@ -6686,7 +6686,7 @@
         <w:spacing w:after="90"/>
       </w:pPr>
       <w:r>
-        <w:t xml:space="preserve">Steward corrections skip re-validation against the metadata rules — steward approval is treated as authoritative.</w:t>
+        <w:t xml:space="preserve">Steward corrections ARE re-validated against the reject-severity metadata rules (api/validation.py, mirroring column_rules.csv) before reprocessing runs; a correction that still fails validation is rejected with an alert and the record stays in the queue. Only a genuinely valid correction is treated as authoritative and flows into match/merge — correct-severity standardization rules (proper-casing, phone formatting) are not re-checked, since they don’t gate silver eligibility in the batch pipeline either.</w:t>
       </w:r>
     </w:p>
     <w:p>

--- a/Design_Document.docx
+++ b/Design_Document.docx
@@ -253,6 +253,19 @@
       </w:pPr>
       <w:r>
         <w:t xml:space="preserve">The gold-layer audit trail: architecture, capture points, and access controls (Section 3.6).</w:t>
+      </w:r>
+    </w:p>
+    <w:p>
+      <w:pPr>
+        <w:pStyle w:val="ListParagraph"/>
+        <w:numPr>
+          <w:ilvl w:val="0"/>
+          <w:numId w:val="2"/>
+        </w:numPr>
+        <w:spacing w:after="90"/>
+      </w:pPr>
+      <w:r>
+        <w:t xml:space="preserve">The generic maker-checker approval workflow engine and its application to Data Stewardship, the Customer Data Portal, and User Administration (Section 4.4).</w:t>
       </w:r>
     </w:p>
     <w:p>
@@ -3091,6 +3104,90 @@
       </w:r>
     </w:p>
     <w:p>
+      <w:pPr>
+        <w:pStyle w:val="Heading2"/>
+      </w:pPr>
+      <w:r>
+        <w:t xml:space="preserve">4.4 Maker-Checker Approval Workflow Engine</w:t>
+      </w:r>
+    </w:p>
+    <w:p>
+      <w:pPr>
+        <w:spacing w:after="160"/>
+      </w:pPr>
+      <w:r>
+        <w:t xml:space="preserve">Several state-changing actions across the Stewardship Console, the Portal, and User Administration are routed through a generic, metadata-driven maker-checker workflow engine (api/workflow_engine.py) rather than applying immediately. A workflow_type is an ordered list of steps (governance.workflow_definitions), each naming a required role and how many distinct approvers of that role are needed to clear it (a single-level quorum, e.g. “2 different Data Owners,” or multiple sequential levels, e.g. “Data Owner, then Admin”). The engine enforces three rules independently of any caller: a maker can never approve or reject their own submission, the same approver can never cast two decisions on one instance, and rejection at any step is terminal — the change is never applied.</w:t>
+      </w:r>
+    </w:p>
+    <w:p>
+      <w:pPr>
+        <w:spacing w:after="160"/>
+      </w:pPr>
+      <w:r>
+        <w:t xml:space="preserve">Four workflows are configured today, each wired into the endpoint that used to apply its change directly:</w:t>
+      </w:r>
+    </w:p>
+    <w:p>
+      <w:pPr>
+        <w:pStyle w:val="ListParagraph"/>
+        <w:numPr>
+          <w:ilvl w:val="0"/>
+          <w:numId w:val="2"/>
+        </w:numPr>
+        <w:spacing w:after="90"/>
+      </w:pPr>
+      <w:r>
+        <w:t xml:space="preserve">Stewardship remediation — resolve or reject an exception queue record — 1 level, 1 Data Owner approver. A rejection returns the exception to the open queue.</w:t>
+      </w:r>
+    </w:p>
+    <w:p>
+      <w:pPr>
+        <w:pStyle w:val="ListParagraph"/>
+        <w:numPr>
+          <w:ilvl w:val="0"/>
+          <w:numId w:val="2"/>
+        </w:numPr>
+        <w:spacing w:after="90"/>
+      </w:pPr>
+      <w:r>
+        <w:t xml:space="preserve">Gold-record edit — an inline edit to a golden record from the Portal — 1 level, a quorum of 2 different Data Owners; nothing is written until both approve.</w:t>
+      </w:r>
+    </w:p>
+    <w:p>
+      <w:pPr>
+        <w:pStyle w:val="ListParagraph"/>
+        <w:numPr>
+          <w:ilvl w:val="0"/>
+          <w:numId w:val="2"/>
+        </w:numPr>
+        <w:spacing w:after="90"/>
+      </w:pPr>
+      <w:r>
+        <w:t xml:space="preserve">Match Review confirmation — confirm or reject a borderline fuzzy-match pair — 2 sequential levels, Data Owner then Admin.</w:t>
+      </w:r>
+    </w:p>
+    <w:p>
+      <w:pPr>
+        <w:pStyle w:val="ListParagraph"/>
+        <w:numPr>
+          <w:ilvl w:val="0"/>
+          <w:numId w:val="2"/>
+        </w:numPr>
+        <w:spacing w:after="90"/>
+      </w:pPr>
+      <w:r>
+        <w:t xml:space="preserve">User Administration change — create a user, or update role/gold_access/is_active on an existing one — 1 level, 1 Admin approver, who must be a different admin than whoever made the request. Full_name-only edits and password resets are not gated, since they don’t change what a user is authorized to do.</w:t>
+      </w:r>
+    </w:p>
+    <w:p>
+      <w:pPr>
+        <w:spacing w:after="160"/>
+      </w:pPr>
+      <w:r>
+        <w:t xml:space="preserve">Every authenticated user can see what is awaiting their decision and what they have submitted via GET /api/v1/workflows/pending and GET /api/v1/workflows/mine, and record a decision via POST /api/v1/workflows/{instance_id}/decide (Section 8). Both the Stewardship Console and the Portal expose an Approvals view over these same endpoints — the Portal's copy is visible to every role (not just dataSteward/dataOwner) since Admins, who approve Match Review's second level and User Administration changes, do not have access to the Stewardship Console.</w:t>
+      </w:r>
+    </w:p>
+    <w:p>
       <w:r>
         <w:br w:type="page"/>
       </w:r>
@@ -4740,7 +4837,7 @@
                 <w:sz w:val="18"/>
                 <w:szCs w:val="18"/>
               </w:rPr>
-              <w:t xml:space="preserve">Edit a golden record</w:t>
+              <w:t>Submit a golden-record edit (applies once a 2-Data-Owner quorum approves)</w:t>
             </w:r>
           </w:p>
         </w:tc>
@@ -5653,7 +5750,7 @@
                 <w:sz w:val="18"/>
                 <w:szCs w:val="18"/>
               </w:rPr>
-              <w:t xml:space="preserve">Approve a correction (triggers reprocessing)</w:t>
+              <w:t>Submit a correction for Data Owner approval (reprocesses once approved)</w:t>
             </w:r>
           </w:p>
         </w:tc>
@@ -5745,7 +5842,7 @@
                 <w:sz w:val="18"/>
                 <w:szCs w:val="18"/>
               </w:rPr>
-              <w:t xml:space="preserve">Reject a record</w:t>
+              <w:t>Submit a rejection for Data Owner approval</w:t>
             </w:r>
           </w:p>
         </w:tc>
@@ -6019,7 +6116,7 @@
                 <w:sz w:val="18"/>
                 <w:szCs w:val="18"/>
               </w:rPr>
-              <w:t xml:space="preserve">Confirm a pair is the same customer</w:t>
+              <w:t>Submit a confirm decision for approval (Data Owner, then Admin)</w:t>
             </w:r>
           </w:p>
         </w:tc>
@@ -6111,7 +6208,7 @@
                 <w:sz w:val="18"/>
                 <w:szCs w:val="18"/>
               </w:rPr>
-              <w:t xml:space="preserve">Reject a pair as coincidental</w:t>
+              <w:t>Submit a reject decision for approval (Data Owner, then Admin)</w:t>
             </w:r>
           </w:p>
         </w:tc>
@@ -6294,7 +6391,7 @@
                 <w:sz w:val="18"/>
                 <w:szCs w:val="18"/>
               </w:rPr>
-              <w:t xml:space="preserve">Create a user</w:t>
+              <w:t>Submit a new-user request for a different Admin's approval</w:t>
             </w:r>
           </w:p>
         </w:tc>
@@ -6385,7 +6482,7 @@
                 <w:sz w:val="18"/>
                 <w:szCs w:val="18"/>
               </w:rPr>
-              <w:t xml:space="preserve">Update role/access/status</w:t>
+              <w:t>Update full_name immediately; role/gold_access/is_active changes submit for a different Admin's approval</w:t>
             </w:r>
           </w:p>
         </w:tc>
@@ -6508,6 +6605,366 @@
                 <w:szCs w:val="18"/>
               </w:rPr>
               <w:t xml:space="preserve">Admin</w:t>
+            </w:r>
+          </w:p>
+        </w:tc>
+      </w:tr>
+      <w:tr>
+        <w:tc>
+          <w:tcPr>
+            <w:tcW w:type="dxa" w:w="3600"/>
+            <w:tcBorders>
+              <w:top w:val="single" w:color="CCCCCC" w:sz="2"/>
+              <w:left w:val="single" w:color="CCCCCC" w:sz="2"/>
+              <w:bottom w:val="single" w:color="CCCCCC" w:sz="2"/>
+              <w:right w:val="single" w:color="CCCCCC" w:sz="2"/>
+            </w:tcBorders>
+            <w:tcMar>
+              <w:top w:type="dxa" w:w="80"/>
+              <w:left w:type="dxa" w:w="110"/>
+              <w:bottom w:type="dxa" w:w="80"/>
+              <w:right w:type="dxa" w:w="110"/>
+            </w:tcMar>
+            <w:vAlign w:val="center"/>
+          </w:tcPr>
+          <w:p>
+            <w:r>
+              <w:rPr>
+                <w:rFonts w:ascii="Consolas" w:cs="Consolas" w:eastAsia="Consolas" w:hAnsi="Consolas"/>
+                <w:b w:val="false"/>
+                <w:bCs w:val="false"/>
+                <w:sz w:val="18"/>
+                <w:szCs w:val="18"/>
+              </w:rPr>
+              <w:t>GET /workflows/pending</w:t>
+            </w:r>
+          </w:p>
+        </w:tc>
+        <w:tc>
+          <w:tcPr>
+            <w:tcW w:type="dxa" w:w="4360"/>
+            <w:tcBorders>
+              <w:top w:val="single" w:color="CCCCCC" w:sz="2"/>
+              <w:left w:val="single" w:color="CCCCCC" w:sz="2"/>
+              <w:bottom w:val="single" w:color="CCCCCC" w:sz="2"/>
+              <w:right w:val="single" w:color="CCCCCC" w:sz="2"/>
+            </w:tcBorders>
+            <w:tcMar>
+              <w:top w:type="dxa" w:w="80"/>
+              <w:left w:type="dxa" w:w="110"/>
+              <w:bottom w:type="dxa" w:w="80"/>
+              <w:right w:type="dxa" w:w="110"/>
+            </w:tcMar>
+            <w:vAlign w:val="center"/>
+          </w:tcPr>
+          <w:p>
+            <w:r>
+              <w:rPr>
+                <w:b w:val="false"/>
+                <w:bCs w:val="false"/>
+                <w:sz w:val="18"/>
+                <w:szCs w:val="18"/>
+              </w:rPr>
+              <w:t>Instances awaiting the caller's decision</w:t>
+            </w:r>
+          </w:p>
+        </w:tc>
+        <w:tc>
+          <w:tcPr>
+            <w:tcW w:type="dxa" w:w="1400"/>
+            <w:tcBorders>
+              <w:top w:val="single" w:color="CCCCCC" w:sz="2"/>
+              <w:left w:val="single" w:color="CCCCCC" w:sz="2"/>
+              <w:bottom w:val="single" w:color="CCCCCC" w:sz="2"/>
+              <w:right w:val="single" w:color="CCCCCC" w:sz="2"/>
+            </w:tcBorders>
+            <w:tcMar>
+              <w:top w:type="dxa" w:w="80"/>
+              <w:left w:type="dxa" w:w="110"/>
+              <w:bottom w:type="dxa" w:w="80"/>
+              <w:right w:type="dxa" w:w="110"/>
+            </w:tcMar>
+            <w:vAlign w:val="center"/>
+          </w:tcPr>
+          <w:p>
+            <w:r>
+              <w:rPr>
+                <w:b w:val="false"/>
+                <w:bCs w:val="false"/>
+                <w:sz w:val="18"/>
+                <w:szCs w:val="18"/>
+              </w:rPr>
+              <w:t>Bearer</w:t>
+            </w:r>
+          </w:p>
+        </w:tc>
+      </w:tr>
+      <w:tr>
+        <w:tc>
+          <w:tcPr>
+            <w:tcW w:type="dxa" w:w="3600"/>
+            <w:tcBorders>
+              <w:top w:val="single" w:color="CCCCCC" w:sz="2"/>
+              <w:left w:val="single" w:color="CCCCCC" w:sz="2"/>
+              <w:bottom w:val="single" w:color="CCCCCC" w:sz="2"/>
+              <w:right w:val="single" w:color="CCCCCC" w:sz="2"/>
+            </w:tcBorders>
+            <w:tcMar>
+              <w:top w:type="dxa" w:w="80"/>
+              <w:left w:type="dxa" w:w="110"/>
+              <w:bottom w:type="dxa" w:w="80"/>
+              <w:right w:type="dxa" w:w="110"/>
+            </w:tcMar>
+            <w:vAlign w:val="center"/>
+          </w:tcPr>
+          <w:p>
+            <w:r>
+              <w:rPr>
+                <w:rFonts w:ascii="Consolas" w:cs="Consolas" w:eastAsia="Consolas" w:hAnsi="Consolas"/>
+                <w:b w:val="false"/>
+                <w:bCs w:val="false"/>
+                <w:sz w:val="18"/>
+                <w:szCs w:val="18"/>
+              </w:rPr>
+              <w:t>GET /workflows/mine</w:t>
+            </w:r>
+          </w:p>
+        </w:tc>
+        <w:tc>
+          <w:tcPr>
+            <w:tcW w:type="dxa" w:w="4360"/>
+            <w:tcBorders>
+              <w:top w:val="single" w:color="CCCCCC" w:sz="2"/>
+              <w:left w:val="single" w:color="CCCCCC" w:sz="2"/>
+              <w:bottom w:val="single" w:color="CCCCCC" w:sz="2"/>
+              <w:right w:val="single" w:color="CCCCCC" w:sz="2"/>
+            </w:tcBorders>
+            <w:tcMar>
+              <w:top w:type="dxa" w:w="80"/>
+              <w:left w:type="dxa" w:w="110"/>
+              <w:bottom w:type="dxa" w:w="80"/>
+              <w:right w:type="dxa" w:w="110"/>
+            </w:tcMar>
+            <w:vAlign w:val="center"/>
+          </w:tcPr>
+          <w:p>
+            <w:r>
+              <w:rPr>
+                <w:b w:val="false"/>
+                <w:bCs w:val="false"/>
+                <w:sz w:val="18"/>
+                <w:szCs w:val="18"/>
+              </w:rPr>
+              <w:t>Instances the caller submitted, with status</w:t>
+            </w:r>
+          </w:p>
+        </w:tc>
+        <w:tc>
+          <w:tcPr>
+            <w:tcW w:type="dxa" w:w="1400"/>
+            <w:tcBorders>
+              <w:top w:val="single" w:color="CCCCCC" w:sz="2"/>
+              <w:left w:val="single" w:color="CCCCCC" w:sz="2"/>
+              <w:bottom w:val="single" w:color="CCCCCC" w:sz="2"/>
+              <w:right w:val="single" w:color="CCCCCC" w:sz="2"/>
+            </w:tcBorders>
+            <w:tcMar>
+              <w:top w:type="dxa" w:w="80"/>
+              <w:left w:type="dxa" w:w="110"/>
+              <w:bottom w:type="dxa" w:w="80"/>
+              <w:right w:type="dxa" w:w="110"/>
+            </w:tcMar>
+            <w:vAlign w:val="center"/>
+          </w:tcPr>
+          <w:p>
+            <w:r>
+              <w:rPr>
+                <w:b w:val="false"/>
+                <w:bCs w:val="false"/>
+                <w:sz w:val="18"/>
+                <w:szCs w:val="18"/>
+              </w:rPr>
+              <w:t>Bearer</w:t>
+            </w:r>
+          </w:p>
+        </w:tc>
+      </w:tr>
+      <w:tr>
+        <w:tc>
+          <w:tcPr>
+            <w:tcW w:type="dxa" w:w="3600"/>
+            <w:tcBorders>
+              <w:top w:val="single" w:color="CCCCCC" w:sz="2"/>
+              <w:left w:val="single" w:color="CCCCCC" w:sz="2"/>
+              <w:bottom w:val="single" w:color="CCCCCC" w:sz="2"/>
+              <w:right w:val="single" w:color="CCCCCC" w:sz="2"/>
+            </w:tcBorders>
+            <w:tcMar>
+              <w:top w:type="dxa" w:w="80"/>
+              <w:left w:type="dxa" w:w="110"/>
+              <w:bottom w:type="dxa" w:w="80"/>
+              <w:right w:type="dxa" w:w="110"/>
+            </w:tcMar>
+            <w:vAlign w:val="center"/>
+          </w:tcPr>
+          <w:p>
+            <w:r>
+              <w:rPr>
+                <w:rFonts w:ascii="Consolas" w:cs="Consolas" w:eastAsia="Consolas" w:hAnsi="Consolas"/>
+                <w:b w:val="false"/>
+                <w:bCs w:val="false"/>
+                <w:sz w:val="18"/>
+                <w:szCs w:val="18"/>
+              </w:rPr>
+              <w:t>GET /workflows/{instance_id}</w:t>
+            </w:r>
+          </w:p>
+        </w:tc>
+        <w:tc>
+          <w:tcPr>
+            <w:tcW w:type="dxa" w:w="4360"/>
+            <w:tcBorders>
+              <w:top w:val="single" w:color="CCCCCC" w:sz="2"/>
+              <w:left w:val="single" w:color="CCCCCC" w:sz="2"/>
+              <w:bottom w:val="single" w:color="CCCCCC" w:sz="2"/>
+              <w:right w:val="single" w:color="CCCCCC" w:sz="2"/>
+            </w:tcBorders>
+            <w:tcMar>
+              <w:top w:type="dxa" w:w="80"/>
+              <w:left w:type="dxa" w:w="110"/>
+              <w:bottom w:type="dxa" w:w="80"/>
+              <w:right w:type="dxa" w:w="110"/>
+            </w:tcMar>
+            <w:vAlign w:val="center"/>
+          </w:tcPr>
+          <w:p>
+            <w:r>
+              <w:rPr>
+                <w:b w:val="false"/>
+                <w:bCs w:val="false"/>
+                <w:sz w:val="18"/>
+                <w:szCs w:val="18"/>
+              </w:rPr>
+              <w:t>One workflow instance, full detail incl. decisions</w:t>
+            </w:r>
+          </w:p>
+        </w:tc>
+        <w:tc>
+          <w:tcPr>
+            <w:tcW w:type="dxa" w:w="1400"/>
+            <w:tcBorders>
+              <w:top w:val="single" w:color="CCCCCC" w:sz="2"/>
+              <w:left w:val="single" w:color="CCCCCC" w:sz="2"/>
+              <w:bottom w:val="single" w:color="CCCCCC" w:sz="2"/>
+              <w:right w:val="single" w:color="CCCCCC" w:sz="2"/>
+            </w:tcBorders>
+            <w:tcMar>
+              <w:top w:type="dxa" w:w="80"/>
+              <w:left w:type="dxa" w:w="110"/>
+              <w:bottom w:type="dxa" w:w="80"/>
+              <w:right w:type="dxa" w:w="110"/>
+            </w:tcMar>
+            <w:vAlign w:val="center"/>
+          </w:tcPr>
+          <w:p>
+            <w:r>
+              <w:rPr>
+                <w:b w:val="false"/>
+                <w:bCs w:val="false"/>
+                <w:sz w:val="18"/>
+                <w:szCs w:val="18"/>
+              </w:rPr>
+              <w:t>Bearer</w:t>
+            </w:r>
+          </w:p>
+        </w:tc>
+      </w:tr>
+      <w:tr>
+        <w:tc>
+          <w:tcPr>
+            <w:tcW w:type="dxa" w:w="3600"/>
+            <w:tcBorders>
+              <w:top w:val="single" w:color="CCCCCC" w:sz="2"/>
+              <w:left w:val="single" w:color="CCCCCC" w:sz="2"/>
+              <w:bottom w:val="single" w:color="CCCCCC" w:sz="2"/>
+              <w:right w:val="single" w:color="CCCCCC" w:sz="2"/>
+            </w:tcBorders>
+            <w:tcMar>
+              <w:top w:type="dxa" w:w="80"/>
+              <w:left w:type="dxa" w:w="110"/>
+              <w:bottom w:type="dxa" w:w="80"/>
+              <w:right w:type="dxa" w:w="110"/>
+            </w:tcMar>
+            <w:vAlign w:val="center"/>
+          </w:tcPr>
+          <w:p>
+            <w:r>
+              <w:rPr>
+                <w:rFonts w:ascii="Consolas" w:cs="Consolas" w:eastAsia="Consolas" w:hAnsi="Consolas"/>
+                <w:b w:val="false"/>
+                <w:bCs w:val="false"/>
+                <w:sz w:val="18"/>
+                <w:szCs w:val="18"/>
+              </w:rPr>
+              <w:t>POST /workflows/{instance_id}/decide</w:t>
+            </w:r>
+          </w:p>
+        </w:tc>
+        <w:tc>
+          <w:tcPr>
+            <w:tcW w:type="dxa" w:w="4360"/>
+            <w:tcBorders>
+              <w:top w:val="single" w:color="CCCCCC" w:sz="2"/>
+              <w:left w:val="single" w:color="CCCCCC" w:sz="2"/>
+              <w:bottom w:val="single" w:color="CCCCCC" w:sz="2"/>
+              <w:right w:val="single" w:color="CCCCCC" w:sz="2"/>
+            </w:tcBorders>
+            <w:tcMar>
+              <w:top w:type="dxa" w:w="80"/>
+              <w:left w:type="dxa" w:w="110"/>
+              <w:bottom w:type="dxa" w:w="80"/>
+              <w:right w:type="dxa" w:w="110"/>
+            </w:tcMar>
+            <w:vAlign w:val="center"/>
+          </w:tcPr>
+          <w:p>
+            <w:r>
+              <w:rPr>
+                <w:b w:val="false"/>
+                <w:bCs w:val="false"/>
+                <w:sz w:val="18"/>
+                <w:szCs w:val="18"/>
+              </w:rPr>
+              <w:t>Approve or reject the current step (body: decision, comment)</w:t>
+            </w:r>
+          </w:p>
+        </w:tc>
+        <w:tc>
+          <w:tcPr>
+            <w:tcW w:type="dxa" w:w="1400"/>
+            <w:tcBorders>
+              <w:top w:val="single" w:color="CCCCCC" w:sz="2"/>
+              <w:left w:val="single" w:color="CCCCCC" w:sz="2"/>
+              <w:bottom w:val="single" w:color="CCCCCC" w:sz="2"/>
+              <w:right w:val="single" w:color="CCCCCC" w:sz="2"/>
+            </w:tcBorders>
+            <w:tcMar>
+              <w:top w:type="dxa" w:w="80"/>
+              <w:left w:type="dxa" w:w="110"/>
+              <w:bottom w:type="dxa" w:w="80"/>
+              <w:right w:type="dxa" w:w="110"/>
+            </w:tcMar>
+            <w:vAlign w:val="center"/>
+          </w:tcPr>
+          <w:p>
+            <w:r>
+              <w:rPr>
+                <w:b w:val="false"/>
+                <w:bCs w:val="false"/>
+                <w:sz w:val="18"/>
+                <w:szCs w:val="18"/>
+              </w:rPr>
+              <w:t>Bearer</w:t>
             </w:r>
           </w:p>
         </w:tc>
@@ -6765,6 +7222,45 @@
       </w:pPr>
       <w:r>
         <w:t xml:space="preserve">Auth is sized for a demo: no MFA, no refresh tokens, single local DuckDB file.</w:t>
+      </w:r>
+    </w:p>
+    <w:p>
+      <w:pPr>
+        <w:pStyle w:val="ListParagraph"/>
+        <w:numPr>
+          <w:ilvl w:val="0"/>
+          <w:numId w:val="2"/>
+        </w:numPr>
+        <w:spacing w:after="90"/>
+      </w:pPr>
+      <w:r>
+        <w:t xml:space="preserve">The maker-checker workflow engine (Section 4.4) only gates the four workflows listed there; Reference Data Maintenance and Rules Configuration (planned Data Governance screens, not yet built) are not covered by it yet.</w:t>
+      </w:r>
+    </w:p>
+    <w:p>
+      <w:pPr>
+        <w:pStyle w:val="ListParagraph"/>
+        <w:numPr>
+          <w:ilvl w:val="0"/>
+          <w:numId w:val="2"/>
+        </w:numPr>
+        <w:spacing w:after="90"/>
+      </w:pPr>
+      <w:r>
+        <w:t xml:space="preserve">If the domain action itself fails after every required approval has already been recorded (e.g. a downstream write error), the workflow instance is still marked approved — the human decision stands — and the failure is captured in its result field rather than silently rolled back; there is no automatic retry.</w:t>
+      </w:r>
+    </w:p>
+    <w:p>
+      <w:pPr>
+        <w:pStyle w:val="ListParagraph"/>
+        <w:numPr>
+          <w:ilvl w:val="0"/>
+          <w:numId w:val="2"/>
+        </w:numPr>
+        <w:spacing w:after="90"/>
+      </w:pPr>
+      <w:r>
+        <w:t xml:space="preserve">A quorum or multi-level chain needs enough distinct people in the required role to ever clear, since a maker cannot approve their own submission and the same approver cannot decide twice on one instance; this demo ships one account per role by default and a helper script (scripts/create_demo_governance_users.py) to seed the extra Data Owner and Admin accounts needed to actually exercise a quorum or a two-person sign-off end to end.</w:t>
       </w:r>
     </w:p>
     <w:p>

--- a/Design_Document.docx
+++ b/Design_Document.docx
@@ -265,7 +265,7 @@
         <w:spacing w:after="90"/>
       </w:pPr>
       <w:r>
-        <w:t xml:space="preserve">The generic maker-checker approval workflow engine and its application to Data Stewardship, the Customer Data Portal, and User Administration (Section 4.4).</w:t>
+        <w:t xml:space="preserve">The generic maker-checker approval workflow engine and its application to Data Stewardship, the Customer Data Portal, User Administration, Reference Data Maintenance, and Rules Configuration (Section 4.4).</w:t>
       </w:r>
     </w:p>
     <w:p>
@@ -1125,7 +1125,7 @@
                 <w:sz w:val="19"/>
                 <w:szCs w:val="19"/>
               </w:rPr>
-              <w:t xml:space="preserve">     v  (metadata-driven cleansing + validation: column_rules.csv)</w:t>
+              <w:t xml:space="preserve">     v  (metadata-driven cleansing + validation: bus_rules.column_rules)</w:t>
             </w:r>
           </w:p>
           <w:p>
@@ -1484,7 +1484,7 @@
                 <w:sz w:val="18"/>
                 <w:szCs w:val="18"/>
               </w:rPr>
-              <w:t xml:space="preserve">load_bronze.py, generate_matches.py (fuzzy match/merge), build_pipeline.py, create_admin_user.py, reset_admin_password.py</w:t>
+              <w:t xml:space="preserve">ensure_governed_schemas.py (provisions the ref/bus_rules schemas), load_bronze.py, generate_matches.py (fuzzy match/merge), build_pipeline.py, create_admin_user.py, reset_admin_password.py</w:t>
             </w:r>
           </w:p>
         </w:tc>
@@ -1545,7 +1545,7 @@
                 <w:sz w:val="18"/>
                 <w:szCs w:val="18"/>
               </w:rPr>
-              <w:t xml:space="preserve">seeds (rules/reference/lineage metadata), models (silver, gold), macros</w:t>
+              <w:t xml:space="preserve">seeds (lineage metadata only — rules/reference metadata migrated to DB-native ref/bus_rules schemas), models (silver, gold), macros</w:t>
             </w:r>
           </w:p>
         </w:tc>
@@ -2140,7 +2140,7 @@
         <w:spacing w:after="160"/>
       </w:pPr>
       <w:r>
-        <w:t xml:space="preserve">Silver is where cleansing, standardization, and validation happen — driven entirely by metadata in dbt_project/seeds/column_rules.csv rather than hardcoded per-source logic scattered through the pipeline. Each source has its own staging model (stg_crm_customers, stg_erp_customers) that applies the standardization rules for that source and computes per-row validation flags; the two are then unioned in silver_all_staged, which also assembles a human-readable reject_reasons array.</w:t>
+        <w:t xml:space="preserve">Silver is where cleansing, standardization, and validation happen — driven entirely by metadata in bus_rules.column_rules (DB-native, no longer a dbt seed) rather than hardcoded per-source logic scattered through the pipeline. Each source has its own staging model (stg_crm_customers, stg_erp_customers) that applies the standardization rules for that source and computes per-row validation flags; the two are then unioned in silver_all_staged, which also assembles a human-readable reject_reasons array.</w:t>
       </w:r>
     </w:p>
     <w:p>
@@ -2187,7 +2187,7 @@
         <w:spacing w:after="90"/>
       </w:pPr>
       <w:r>
-        <w:t xml:space="preserve">Both sources: state and country codes upper-cased and validated against the ref_state_codes and ref_country_codes seed tables.</w:t>
+        <w:t xml:space="preserve">Both sources: state and country codes upper-cased and validated against the ref.ref_state_codes and ref.ref_country_codes tables — DB-native (schema ref), not dbt seeds, so they stay current with whatever the Reference Data Maintenance screen has approved (Section 4.2).</w:t>
       </w:r>
     </w:p>
     <w:p>
@@ -2203,7 +2203,7 @@
         <w:spacing w:after="160"/>
       </w:pPr>
       <w:r>
-        <w:t xml:space="preserve">Each rule in column_rules.csv carries a rule_id, source_system, source_column, rule_type, severity, and description, so the exception queue and lineage graph can reference rules by ID rather than duplicating logic:</w:t>
+        <w:t xml:space="preserve">Each rule in bus_rules.column_rules carries a rule_id, source_system, source_column, rule_type, severity, and description, so the exception queue and lineage graph can reference rules by ID rather than duplicating logic:</w:t>
       </w:r>
     </w:p>
     <w:tbl>
@@ -2815,7 +2815,7 @@
         <w:spacing w:after="160"/>
       </w:pPr>
       <w:r>
-        <w:t xml:space="preserve">Matching is entirely metadata-driven: tier definitions and thresholds live in dbt_project/seeds/matching_thresholds.csv, and the fields each tier compares live in the child table dbt_project/seeds/matching_rules.csv (keyed by tier_id) — the same “rules live in a seed, not in code” pattern as column_rules.csv. Two silver records are considered the same customer through the hybrid, two-tier strategy the seed configures today, computed by scripts/generate_matches.py, a Python step that runs between silver and gold (dbt-duckdb cannot do embedding math in SQL, so this is a deliberate departure from the otherwise all-dbt pipeline — see Section 2.2). Tier 1 is deterministic: two records match if they agree, after each rule’s transform_function is applied, on any active exact_match_field rule for the tier (today: normalized email or normalized phone), with confidence equal to that tier’s auto_merge_threshold (1.00). Tier 2 is an embedding-similarity fuzzy match: each record’s similarity_text_field columns (today: name and address fields) are combined into a short text blob and vectorized with a TF-IDF character n-gram encoder (scikit-learn), candidate pairs are generated via blocking on the tier’s blocking_key rule(s) (today: state_code, to avoid an O(n²) comparison at scale — multiple blocking_key rows compose into a multi-column key), and cosine similarity is computed within each block. Pairs scoring at or above the tier’s auto_merge_threshold auto-merge with their similarity score as the match confidence; pairs between review_lower_threshold and auto_merge_threshold are not auto-merged — they are written to gold_match_review_queue for a data steward to confirm or reject (Section 4.1). All tier-1 edges, auto-merged tier-2 edges, and any steward-confirmed tier-2 edges feed a single graph, clustered via union-find (path compression + union by rank) to assign each record a match_group_id. A steward’s confirm/reject decision (stewardship.match_review_overrides) is honored the next time generate_matches.py runs — confirmed pairs are forced into the same cluster, rejected pairs are permanently excluded from ever resurfacing. Adding another tier (exact or fuzzy) means adding rows to the two seed files; no code change is required unless the new tier needs a genuinely new match_method.</w:t>
+        <w:t xml:space="preserve">Matching is entirely metadata-driven: tier definitions and thresholds live in bus_rules.matching_thresholds, and the fields each tier compares live in the child table bus_rules.matching_rules (keyed by tier_id) — the same “rules live as governed metadata, not in code” pattern as bus_rules.column_rules (Section 3.4). Both tables are DB-native (schema bus_rules) rather than dbt seeds, maintained at runtime through the Portal's Data Governance → Rules Configuration screen under maker-checker approval (Section 4.2, 4.4) rather than a source-code edit. Two silver records are considered the same customer through the hybrid, two-tier strategy this metadata configures today, computed by scripts/generate_matches.py, a Python step that runs between silver and gold (dbt-duckdb cannot do embedding math in SQL, so this is a deliberate departure from the otherwise all-dbt pipeline — see Section 2.2). Tier 1 is deterministic: two records match if they agree, after each rule’s transform_function is applied, on any active exact_match_field rule for the tier (today: normalized email or normalized phone), with confidence equal to that tier’s auto_merge_threshold (1.00). Tier 2 is an embedding-similarity fuzzy match: each record’s similarity_text_field columns (today: name and address fields) are combined into a short text blob and vectorized with a TF-IDF character n-gram encoder (scikit-learn), candidate pairs are generated via blocking on the tier’s blocking_key rule(s) (today: state_code, to avoid an O(n²) comparison at scale — multiple blocking_key rows compose into a multi-column key), and cosine similarity is computed within each block. Pairs scoring at or above the tier’s auto_merge_threshold auto-merge with their similarity score as the match confidence; pairs between review_lower_threshold and auto_merge_threshold are not auto-merged — they are written to gold_match_review_queue for a data steward to confirm or reject (Section 4.1). All tier-1 edges, auto-merged tier-2 edges, and any steward-confirmed tier-2 edges feed a single graph, clustered via union-find (path compression + union by rank) to assign each record a match_group_id. A steward’s confirm/reject decision (stewardship.match_review_overrides) is honored the next time generate_matches.py runs — confirmed pairs are forced into the same cluster, rejected pairs are permanently excluded from ever resurfacing. Adding another tier (exact or fuzzy) means adding rows to the two bus_rules tables via Rules Configuration; no code change is required unless the new tier needs a genuinely new match_method.</w:t>
       </w:r>
     </w:p>
     <w:p>
@@ -2831,7 +2831,7 @@
         <w:spacing w:after="160"/>
       </w:pPr>
       <w:r>
-        <w:t xml:space="preserve">Within each match_group_id, records are ranked by source_modified_date descending (most recently modified wins), with CRM preferred as a tiebreaker when dates are equal or missing. The top-ranked record's full attribute set becomes the golden record — survivorship is record-level (whole record from the winning source), not attribute-level. The golden_id is formatted as GOLD-00001, GOLD-00002, etc., derived from the match_group_id.</w:t>
+        <w:t xml:space="preserve">Survivorship is attribute-level, not record-level: each of the ten editable gold columns (first_name, last_name, email, phone, address_line1, address_line2, city, state_code, postal_code, country_code) is won independently by whichever contributing source best satisfies that column's own active rule in bus_rules.survivorship_rules — exactly one primary rule per column, one of most_common (the non-blank value appearing in the most contributing source records for that column), most_complete (prefers a non-blank value over a blank one), oldest / newest (by that source record's source_modified_date), or pattern_match (prefers a value matching a configured regex). Whenever a column's rule doesn't produce a single clean winner, the universal, non-configurable tie-break applies: most-recently-modified source wins, then CRM preferred if still tied — a fixed fallback, not itself a further stack of configurable rules. All ten columns default to newest, which exactly reproduces the previous record-level "most-recently-modified source wins" behavior, until a Data Governance user tunes a specific column to a different rule via Rules Configuration (Section 4.2). This is evaluated by a dbt model, gold_survivorship_winners.sql, in the batch pipeline, and by an equivalent Python implementation in api/reprocessing.py for the real-time path (Section 5) — both are required to produce the same answer, verified by an automated end-to-end test. The golden_id is formatted as GOLD-00001, GOLD-00002, etc., derived from the match_group_id.</w:t>
       </w:r>
     </w:p>
     <w:p>
@@ -2847,7 +2847,7 @@
         <w:spacing w:after="160"/>
       </w:pPr>
       <w:r>
-        <w:t xml:space="preserve">Every source record that contributed to a golden record has a row here: golden_id, source_system, source_record_id, a match_confidence_score, and an is_survivor_record flag identifying which contributing row was the survivor. The confidence score is genuinely graduated, and every non-computed value is read from matching_thresholds.csv rather than hardcoded: a tier-1 exact match gets that tier’s auto_merge_threshold (1.00), a tier-2 fuzzy auto-merge or steward-confirmed match gets the actual cosine similarity score (typically 0.80–1.00), and a single-source record with no corroborating match at all gets a seeded non-tier “provisional” baseline (0.50) — read by both the batch gold layer (gold_crosswalk.sql) and real-time reprocessing (api/reprocessing.py), so the two paths can’t disagree on it. This is the mechanism that answers “which source records make up this golden record, and how confident are we in the match?”</w:t>
+        <w:t xml:space="preserve">Every source record that contributed to a golden record has a row here: golden_id, source_system, source_record_id, a match_confidence_score, and — now that survivorship is attribute-level (Section 3.3.2) — a winning_columns list naming exactly which gold columns that source's value won. The old single is_survivor_record boolean is retained for backward-compatible display, now simply true whenever a source won at least one column, but the underlying truth is column-level. The confidence score is genuinely graduated, and every non-computed value is read from bus_rules.matching_thresholds rather than hardcoded: a tier-1 exact match gets that tier’s auto_merge_threshold (1.00), a tier-2 fuzzy auto-merge or steward-confirmed match gets the actual cosine similarity score (typically 0.80–1.00), and a single-source record with no corroborating match at all gets a seeded non-tier “provisional” baseline (0.50) — read by both the batch gold layer (gold_crosswalk.sql) and real-time reprocessing (api/reprocessing.py), so the two paths can’t disagree on it. This is the mechanism that answers “which source records make up this golden record, and how confident are we in the match?”</w:t>
       </w:r>
     </w:p>
     <w:p>
@@ -2863,7 +2863,7 @@
         <w:spacing w:after="160"/>
       </w:pPr>
       <w:r>
-        <w:t xml:space="preserve">dbt_project/seeds/column_rules.csv is the single source of truth for every cleansing, standardization, and validation rule, referenced by rule ID (R001, R002, …) throughout the staging models, the exceptions queue's reject_reasons, and the stewardship UI. Each row specifies rule_id, source_system, source_column, rule_type (not_null, regex, reference_state, reference_country, trim_case_proper, standardize_phone_us, lowercase), rule_param, severity (reject or correct), an active flag, and a human-readable description. The current implementation interprets these rules via explicit SQL in the staging models rather than a fully generic rule interpreter — a deliberate trade-off favoring reliability and legibility over abstraction purity within the project's time-box.</w:t>
+        <w:t xml:space="preserve">bus_rules.column_rules is the single source of truth for every cleansing, standardization, and validation rule, referenced by rule ID (R001, R002, …) throughout the staging models, the exceptions queue's reject_reasons, and the stewardship UI. Each row specifies rule_id, source_system, source_column, rule_type (not_null, regex, reference_state, reference_country, trim_case_proper, standardize_phone_us, lowercase), rule_param, severity (reject or correct), an active flag, and a human-readable description. This table is DB-native (schema bus_rules), migrated off the original dbt_project/seeds/column_rules.csv seed, and is maintained at runtime via the Portal's Data Governance → Rules Configuration screen under maker-checker approval (Section 4.2, 4.4) rather than a source-code edit and dbt seed reload. The current implementation interprets these rules via explicit SQL in the staging models rather than a fully generic rule interpreter — a deliberate trade-off favoring reliability and legibility over abstraction purity within the project's time-box.</w:t>
       </w:r>
     </w:p>
     <w:p>
@@ -2879,7 +2879,7 @@
         <w:spacing w:after="160"/>
       </w:pPr>
       <w:r>
-        <w:t xml:space="preserve">dbt_project/seeds/lineage_edges.csv models column-level lineage as a directed graph: each row is an edge from (from_layer, from_table, from_column) to (to_layer, to_table, to_column), tagged with the transform_rule_id and a human-readable transform_description. This static metadata graph powers both the Data Governance network diagram in the portal and the /api/v1/lineage/* endpoints, via a breadth-first traversal (api/lineage.py) that walks edges forward (impact analysis) or backward (lineage trace) from a given column, matching wildcard columns (“*”) as well as exact ones.</w:t>
+        <w:t xml:space="preserve">dbt_project/seeds/lineage_edges.csv models column-level lineage as a directed graph: each row is an edge from (from_layer, from_table, from_column) to (to_layer, to_table, to_column), tagged with the transform_rule_id and a human-readable transform_description. This static metadata graph powers both the Data Governance network diagram in the portal and the /api/v1/lineage/* endpoints, via a breadth-first traversal (api/lineage.py) that walks edges forward (impact analysis) or backward (lineage trace) from a given column, matching wildcard columns (“*”) as well as exact ones. Since column_rules, matching_rules/matching_thresholds, and the reference code tables all migrated to DB-native ref/bus_rules schemas (Sections 3.4, 4.2), lineage_edges.csv is now the only metadata file in dbt_project/seeds/ that is still an actual dbt seed.</w:t>
       </w:r>
     </w:p>
     <w:p>
@@ -3032,7 +3032,7 @@
         <w:spacing w:after="90"/>
       </w:pPr>
       <w:r>
-        <w:t xml:space="preserve">Data Governance -- a nav dropdown with two independently-gated items; the dropdown itself is hidden if neither item would be visible to the signed-in user.</w:t>
+        <w:t xml:space="preserve">Data Governance -- a nav dropdown with four items. Data Stewardship and Lineage and Impact Analysis are each independently role-gated; Reference Data Maintenance and Rules Configuration are visible to every signed-in user (read-only outside dataSteward/dataOwner), so the dropdown itself is now always shown.</w:t>
       </w:r>
     </w:p>
     <w:p>
@@ -3071,7 +3071,7 @@
         <w:spacing w:after="90"/>
       </w:pPr>
       <w:r>
-        <w:t xml:space="preserve">Administration → User Administration (admin role only) — create/edit/deactivate portal users, assign role and gold_access, and reset passwords. New-user creation returns a one-time password that is never stored or logged in plaintext (only its bcrypt hash persists).</w:t>
+        <w:t xml:space="preserve">Reference Data Maintenance — Country Codes and State Codes, each with a human-readable name/label (country_name/state_name) alongside the code and an is_active flag (deactivate, never hard-delete — the same convention as the rest of the app), in DB-native tables (ref.ref_country_codes, ref.ref_state_codes, schema ref) the silver staging models read directly as a source rather than a seed. Visible/readable to every signed-in user; create/edit/deactivate forms are shown only to dataSteward/dataOwner accounts, and every write submits into the reference_data_change maker-checker workflow (1 level, 1 Data Owner approver) instead of applying immediately.</w:t>
       </w:r>
     </w:p>
     <w:p>
@@ -3084,47 +3084,7 @@
         <w:spacing w:after="90"/>
       </w:pPr>
       <w:r>
-        <w:t xml:space="preserve">Audit Trail — a read-only history panel, opened from a button on the customer detail modal, showing the golden record’s key identifiers plus a newest-first timeline of every creation, edit, and logical delete, each entry expandable to its field-level old/new diffs (Section 3.6).</w:t>
-      </w:r>
-    </w:p>
-    <w:p>
-      <w:pPr>
-        <w:pStyle w:val="Heading2"/>
-      </w:pPr>
-      <w:r>
-        <w:t xml:space="preserve">4.3 REST API</w:t>
-      </w:r>
-    </w:p>
-    <w:p>
-      <w:pPr>
-        <w:spacing w:after="160"/>
-      </w:pPr>
-      <w:r>
-        <w:t xml:space="preserve">The FastAPI application (api/main.py) exposes the gold layer, crosswalk, lineage graph, and stewardship queue for downstream consumption, with interactive documentation auto-generated at /docs. The full endpoint surface is enumerated in Section 7.</w:t>
-      </w:r>
-    </w:p>
-    <w:p>
-      <w:pPr>
-        <w:pStyle w:val="Heading2"/>
-      </w:pPr>
-      <w:r>
-        <w:t xml:space="preserve">4.4 Maker-Checker Approval Workflow Engine</w:t>
-      </w:r>
-    </w:p>
-    <w:p>
-      <w:pPr>
-        <w:spacing w:after="160"/>
-      </w:pPr>
-      <w:r>
-        <w:t xml:space="preserve">Several state-changing actions across the Stewardship Console, the Portal, and User Administration are routed through a generic, metadata-driven maker-checker workflow engine (api/workflow_engine.py) rather than applying immediately. A workflow_type is an ordered list of steps (governance.workflow_definitions), each naming a required role and how many distinct approvers of that role are needed to clear it (a single-level quorum, e.g. “2 different Data Owners,” or multiple sequential levels, e.g. “Data Owner, then Admin”). The engine enforces three rules independently of any caller: a maker can never approve or reject their own submission, the same approver can never cast two decisions on one instance, and rejection at any step is terminal — the change is never applied.</w:t>
-      </w:r>
-    </w:p>
-    <w:p>
-      <w:pPr>
-        <w:spacing w:after="160"/>
-      </w:pPr>
-      <w:r>
-        <w:t xml:space="preserve">Four workflows are configured today, each wired into the endpoint that used to apply its change directly:</w:t>
+        <w:t xml:space="preserve">Rules Configuration — Column Rules, Matching Rules (shown together with their tier definitions as “Matching Tiers”), and a new Survivorship Rules table, all DB-native (bus_rules.column_rules, bus_rules.matching_rules, bus_rules.matching_thresholds, bus_rules.survivorship_rules, schema bus_rules). Same visible-to-everyone / write-restricted-to-steward-or-owner split as Reference Data Maintenance, but writes submit into the stricter rules_config_change workflow (1 level, quorum of 2 different Data Owners — higher risk since these rules govern what the pipeline rejects, matches, and survives). One workflow_type covers all four sub-tables; an entity_type field on each workflow instance identifies which one. Both screens follow the same submit → pending_approval → approver decision → applied-on-final-approval pattern already used for the gold-record edit, and both surface in the generic Approvals view alongside the other workflow types.</w:t>
       </w:r>
     </w:p>
     <w:p>
@@ -3137,7 +3097,7 @@
         <w:spacing w:after="90"/>
       </w:pPr>
       <w:r>
-        <w:t xml:space="preserve">Stewardship remediation — resolve or reject an exception queue record — 1 level, 1 Data Owner approver. A rejection returns the exception to the open queue.</w:t>
+        <w:t xml:space="preserve">Administration → User Administration (admin role only) — create/edit/deactivate portal users, assign role and gold_access, and reset passwords. New-user creation returns a one-time password that is never stored or logged in plaintext (only its bcrypt hash persists).</w:t>
       </w:r>
     </w:p>
     <w:p>
@@ -3150,7 +3110,47 @@
         <w:spacing w:after="90"/>
       </w:pPr>
       <w:r>
-        <w:t xml:space="preserve">Gold-record edit — an inline edit to a golden record from the Portal — 1 level, a quorum of 2 different Data Owners; nothing is written until both approve.</w:t>
+        <w:t xml:space="preserve">Audit Trail — a read-only history panel, opened from a button on the customer detail modal, showing the golden record’s key identifiers plus a newest-first timeline of every creation, edit, and logical delete, each entry expandable to its field-level old/new diffs (Section 3.6).</w:t>
+      </w:r>
+    </w:p>
+    <w:p>
+      <w:pPr>
+        <w:pStyle w:val="Heading2"/>
+      </w:pPr>
+      <w:r>
+        <w:t xml:space="preserve">4.3 REST API</w:t>
+      </w:r>
+    </w:p>
+    <w:p>
+      <w:pPr>
+        <w:spacing w:after="160"/>
+      </w:pPr>
+      <w:r>
+        <w:t xml:space="preserve">The FastAPI application (api/main.py) exposes the gold layer, crosswalk, lineage graph, and stewardship queue for downstream consumption, with interactive documentation auto-generated at /docs. The full endpoint surface is enumerated in Section 7.</w:t>
+      </w:r>
+    </w:p>
+    <w:p>
+      <w:pPr>
+        <w:pStyle w:val="Heading2"/>
+      </w:pPr>
+      <w:r>
+        <w:t xml:space="preserve">4.4 Maker-Checker Approval Workflow Engine</w:t>
+      </w:r>
+    </w:p>
+    <w:p>
+      <w:pPr>
+        <w:spacing w:after="160"/>
+      </w:pPr>
+      <w:r>
+        <w:t xml:space="preserve">Several state-changing actions across the Stewardship Console, the Portal, User Administration, and the Portal's Data Governance maintenance screens are routed through a generic, metadata-driven maker-checker workflow engine (api/workflow_engine.py) rather than applying immediately. A workflow_type is an ordered list of steps (governance.workflow_definitions), each naming a required role and how many distinct approvers of that role are needed to clear it (a single-level quorum, e.g. “2 different Data Owners,” or multiple sequential levels, e.g. “Data Owner, then Admin”). The engine enforces three rules independently of any caller: a maker can never approve or reject their own submission, the same approver can never cast two decisions on one instance, and rejection at any step is terminal — the change is never applied.</w:t>
+      </w:r>
+    </w:p>
+    <w:p>
+      <w:pPr>
+        <w:spacing w:after="160"/>
+      </w:pPr>
+      <w:r>
+        <w:t xml:space="preserve">Six workflows are configured today, each wired into the endpoint that used to apply its change directly:</w:t>
       </w:r>
     </w:p>
     <w:p>
@@ -3163,7 +3163,7 @@
         <w:spacing w:after="90"/>
       </w:pPr>
       <w:r>
-        <w:t xml:space="preserve">Match Review confirmation — confirm or reject a borderline fuzzy-match pair — 2 sequential levels, Data Owner then Admin.</w:t>
+        <w:t xml:space="preserve">Stewardship remediation — resolve or reject an exception queue record — 1 level, 1 Data Owner approver. A rejection returns the exception to the open queue.</w:t>
       </w:r>
     </w:p>
     <w:p>
@@ -3176,7 +3176,59 @@
         <w:spacing w:after="90"/>
       </w:pPr>
       <w:r>
+        <w:t xml:space="preserve">Gold-record edit — an inline edit to a golden record from the Portal — 1 level, a quorum of 2 different Data Owners; nothing is written until both approve.</w:t>
+      </w:r>
+    </w:p>
+    <w:p>
+      <w:pPr>
+        <w:pStyle w:val="ListParagraph"/>
+        <w:numPr>
+          <w:ilvl w:val="0"/>
+          <w:numId w:val="2"/>
+        </w:numPr>
+        <w:spacing w:after="90"/>
+      </w:pPr>
+      <w:r>
+        <w:t xml:space="preserve">Match Review confirmation — confirm or reject a borderline fuzzy-match pair — 2 sequential levels, Data Owner then Admin.</w:t>
+      </w:r>
+    </w:p>
+    <w:p>
+      <w:pPr>
+        <w:pStyle w:val="ListParagraph"/>
+        <w:numPr>
+          <w:ilvl w:val="0"/>
+          <w:numId w:val="2"/>
+        </w:numPr>
+        <w:spacing w:after="90"/>
+      </w:pPr>
+      <w:r>
         <w:t xml:space="preserve">User Administration change — create a user, or update role/gold_access/is_active on an existing one — 1 level, 1 Admin approver, who must be a different admin than whoever made the request. Full_name-only edits and password resets are not gated, since they don’t change what a user is authorized to do.</w:t>
+      </w:r>
+    </w:p>
+    <w:p>
+      <w:pPr>
+        <w:pStyle w:val="ListParagraph"/>
+        <w:numPr>
+          <w:ilvl w:val="0"/>
+          <w:numId w:val="2"/>
+        </w:numPr>
+        <w:spacing w:after="90"/>
+      </w:pPr>
+      <w:r>
+        <w:t xml:space="preserve">Reference data change — create, edit, or deactivate a Country Code or State Code row from the Reference Data Maintenance screen — 1 level, 1 Data Owner approver.</w:t>
+      </w:r>
+    </w:p>
+    <w:p>
+      <w:pPr>
+        <w:pStyle w:val="ListParagraph"/>
+        <w:numPr>
+          <w:ilvl w:val="0"/>
+          <w:numId w:val="2"/>
+        </w:numPr>
+        <w:spacing w:after="90"/>
+      </w:pPr>
+      <w:r>
+        <w:t xml:space="preserve">Rules configuration change — create, edit, or deactivate a Column Rule, Matching Rule, Matching Threshold/Tier, or Survivorship Rule from the Rules Configuration screen — 1 level, a quorum of 2 different Data Owners; the stricter gate reflects that these rules govern what the pipeline rejects, matches, and survives.</w:t>
       </w:r>
     </w:p>
     <w:p>
@@ -3231,7 +3283,7 @@
         <w:spacing w:after="90"/>
       </w:pPr>
       <w:r>
-        <w:t xml:space="preserve">Match against the current gold set — the corrected record is compared against each existing golden record's current survivor values (not every historical non-survivor source in that group), using the tier-1 exact_match_field rules read from matching_rules.csv — the same metadata dbt_project/seeds/matching_rules.csv the batch pipeline’s tier 1 reads, so the two paths can’t drift on which fields count as an exact match, even though only the batch pipeline’s scripts/generate_matches.py also runs the fuzzy embedding-similarity tier, not this real-time path (see Section 9).</w:t>
+        <w:t xml:space="preserve">Match against the current gold set — the corrected record is compared against each existing golden record's current survivor values (not every historical non-survivor source in that group), using the tier-1 exact_match_field rules read from bus_rules.matching_rules — the same DB-native metadata table the batch pipeline’s tier 1 reads, so the two paths can’t drift on which fields count as an exact match, even though only the batch pipeline’s scripts/generate_matches.py also runs the fuzzy embedding-similarity tier, not this real-time path (see Section 9).</w:t>
       </w:r>
     </w:p>
     <w:p>
@@ -3244,7 +3296,7 @@
         <w:spacing w:after="90"/>
       </w:pPr>
       <w:r>
-        <w:t xml:space="preserve">Survivorship — if matched, the survivor is recomputed across the whole contributing group (most-recently-modified wins, CRM tiebreak) and the existing golden record and crosswalk are updated in place; if unmatched, a brand-new golden record is created with this record as its sole, and therefore surviving, source.</w:t>
+        <w:t xml:space="preserve">Survivorship — if matched, each gold column's winner is recomputed across the whole contributing group per its own bus_rules.survivorship_rules rule (Section 3.3.2), and the existing golden record and crosswalk are updated in place; if unmatched, a brand-new golden record is created with this record as its sole, and therefore column-wise winning, source. api/reprocessing.py's _pick_column_winners() is the real-time counterpart to the batch gold_survivorship_winners.sql model, and the two are required to agree.</w:t>
       </w:r>
     </w:p>
     <w:p>
@@ -3257,7 +3309,7 @@
           <w:iCs/>
           <w:color w:val="5B6770"/>
         </w:rPr>
-        <w:t xml:space="preserve">Design note: because the corrected record's modified timestamp is stamped at the moment of correction, a fresh steward correction will typically become the new survivor under the recency-wins rule — generally the desired behavior, since a just-verified value should be trusted as current. Also note that new golden IDs are assigned by incrementing the current max, which can diverge from what a full dbt run would produce from scratch (dbt's dense_rank is order-dependent on the complete silver set); both paths remain internally consistent, but the ID numbers are not guaranteed portable between them.</w:t>
+        <w:t xml:space="preserve">Design note: because the corrected record's modified timestamp is stamped at the moment of correction, a fresh steward correction will typically become the new winner for any column still on its newest default rule — generally the desired behavior, since a just-verified value should be trusted as current — though a column tuned to most_common, most_complete, oldest, or pattern_match may keep its existing winner instead. Also note that new golden IDs are assigned by incrementing the current max, which can diverge from what a full dbt run would produce from scratch (dbt's dense_rank is order-dependent on the complete silver set); both paths remain internally consistent, but the ID numbers are not guaranteed portable between them.</w:t>
       </w:r>
     </w:p>
     <w:p>
@@ -6996,6 +7048,366 @@
                 <w:sz w:val="18"/>
                 <w:szCs w:val="18"/>
               </w:rPr>
+              <w:t xml:space="preserve">GET /reference-data/{entity_type}</w:t>
+            </w:r>
+          </w:p>
+        </w:tc>
+        <w:tc>
+          <w:tcPr>
+            <w:tcW w:type="dxa" w:w="4360"/>
+            <w:tcBorders>
+              <w:top w:val="single" w:color="CCCCCC" w:sz="2"/>
+              <w:left w:val="single" w:color="CCCCCC" w:sz="2"/>
+              <w:bottom w:val="single" w:color="CCCCCC" w:sz="2"/>
+              <w:right w:val="single" w:color="CCCCCC" w:sz="2"/>
+            </w:tcBorders>
+            <w:tcMar>
+              <w:top w:type="dxa" w:w="80"/>
+              <w:left w:type="dxa" w:w="110"/>
+              <w:bottom w:type="dxa" w:w="80"/>
+              <w:right w:type="dxa" w:w="110"/>
+            </w:tcMar>
+            <w:vAlign w:val="center"/>
+          </w:tcPr>
+          <w:p>
+            <w:r>
+              <w:rPr>
+                <w:b w:val="false"/>
+                <w:bCs w:val="false"/>
+                <w:sz w:val="18"/>
+                <w:szCs w:val="18"/>
+              </w:rPr>
+              <w:t>List country codes or state codes (entity_type: ref_country_code / ref_state_code)</w:t>
+            </w:r>
+          </w:p>
+        </w:tc>
+        <w:tc>
+          <w:tcPr>
+            <w:tcW w:type="dxa" w:w="1400"/>
+            <w:tcBorders>
+              <w:top w:val="single" w:color="CCCCCC" w:sz="2"/>
+              <w:left w:val="single" w:color="CCCCCC" w:sz="2"/>
+              <w:bottom w:val="single" w:color="CCCCCC" w:sz="2"/>
+              <w:right w:val="single" w:color="CCCCCC" w:sz="2"/>
+            </w:tcBorders>
+            <w:tcMar>
+              <w:top w:type="dxa" w:w="80"/>
+              <w:left w:type="dxa" w:w="110"/>
+              <w:bottom w:type="dxa" w:w="80"/>
+              <w:right w:type="dxa" w:w="110"/>
+            </w:tcMar>
+            <w:vAlign w:val="center"/>
+          </w:tcPr>
+          <w:p>
+            <w:r>
+              <w:rPr>
+                <w:b w:val="false"/>
+                <w:bCs w:val="false"/>
+                <w:sz w:val="18"/>
+                <w:szCs w:val="18"/>
+              </w:rPr>
+              <w:t>Bearer</w:t>
+            </w:r>
+          </w:p>
+        </w:tc>
+      </w:tr>
+      <w:tr>
+        <w:tc>
+          <w:tcPr>
+            <w:tcW w:type="dxa" w:w="3600"/>
+            <w:tcBorders>
+              <w:top w:val="single" w:color="CCCCCC" w:sz="2"/>
+              <w:left w:val="single" w:color="CCCCCC" w:sz="2"/>
+              <w:bottom w:val="single" w:color="CCCCCC" w:sz="2"/>
+              <w:right w:val="single" w:color="CCCCCC" w:sz="2"/>
+            </w:tcBorders>
+            <w:tcMar>
+              <w:top w:type="dxa" w:w="80"/>
+              <w:left w:type="dxa" w:w="110"/>
+              <w:bottom w:type="dxa" w:w="80"/>
+              <w:right w:type="dxa" w:w="110"/>
+            </w:tcMar>
+            <w:vAlign w:val="center"/>
+          </w:tcPr>
+          <w:p>
+            <w:r>
+              <w:rPr>
+                <w:rFonts w:ascii="Consolas" w:cs="Consolas" w:eastAsia="Consolas" w:hAnsi="Consolas"/>
+                <w:b w:val="false"/>
+                <w:bCs w:val="false"/>
+                <w:sz w:val="18"/>
+                <w:szCs w:val="18"/>
+              </w:rPr>
+              <w:t xml:space="preserve">POST /reference-data</w:t>
+            </w:r>
+          </w:p>
+        </w:tc>
+        <w:tc>
+          <w:tcPr>
+            <w:tcW w:type="dxa" w:w="4360"/>
+            <w:tcBorders>
+              <w:top w:val="single" w:color="CCCCCC" w:sz="2"/>
+              <w:left w:val="single" w:color="CCCCCC" w:sz="2"/>
+              <w:bottom w:val="single" w:color="CCCCCC" w:sz="2"/>
+              <w:right w:val="single" w:color="CCCCCC" w:sz="2"/>
+            </w:tcBorders>
+            <w:tcMar>
+              <w:top w:type="dxa" w:w="80"/>
+              <w:left w:type="dxa" w:w="110"/>
+              <w:bottom w:type="dxa" w:w="80"/>
+              <w:right w:type="dxa" w:w="110"/>
+            </w:tcMar>
+            <w:vAlign w:val="center"/>
+          </w:tcPr>
+          <w:p>
+            <w:r>
+              <w:rPr>
+                <w:b w:val="false"/>
+                <w:bCs w:val="false"/>
+                <w:sz w:val="18"/>
+                <w:szCs w:val="18"/>
+              </w:rPr>
+              <w:t>Submit a create/update/deactivate for Data Owner approval (reference_data_change)</w:t>
+            </w:r>
+          </w:p>
+        </w:tc>
+        <w:tc>
+          <w:tcPr>
+            <w:tcW w:type="dxa" w:w="1400"/>
+            <w:tcBorders>
+              <w:top w:val="single" w:color="CCCCCC" w:sz="2"/>
+              <w:left w:val="single" w:color="CCCCCC" w:sz="2"/>
+              <w:bottom w:val="single" w:color="CCCCCC" w:sz="2"/>
+              <w:right w:val="single" w:color="CCCCCC" w:sz="2"/>
+            </w:tcBorders>
+            <w:tcMar>
+              <w:top w:type="dxa" w:w="80"/>
+              <w:left w:type="dxa" w:w="110"/>
+              <w:bottom w:type="dxa" w:w="80"/>
+              <w:right w:type="dxa" w:w="110"/>
+            </w:tcMar>
+            <w:vAlign w:val="center"/>
+          </w:tcPr>
+          <w:p>
+            <w:r>
+              <w:rPr>
+                <w:b w:val="false"/>
+                <w:bCs w:val="false"/>
+                <w:sz w:val="18"/>
+                <w:szCs w:val="18"/>
+              </w:rPr>
+              <w:t>Steward/Owner</w:t>
+            </w:r>
+          </w:p>
+        </w:tc>
+      </w:tr>
+      <w:tr>
+        <w:tc>
+          <w:tcPr>
+            <w:tcW w:type="dxa" w:w="3600"/>
+            <w:tcBorders>
+              <w:top w:val="single" w:color="CCCCCC" w:sz="2"/>
+              <w:left w:val="single" w:color="CCCCCC" w:sz="2"/>
+              <w:bottom w:val="single" w:color="CCCCCC" w:sz="2"/>
+              <w:right w:val="single" w:color="CCCCCC" w:sz="2"/>
+            </w:tcBorders>
+            <w:tcMar>
+              <w:top w:type="dxa" w:w="80"/>
+              <w:left w:type="dxa" w:w="110"/>
+              <w:bottom w:type="dxa" w:w="80"/>
+              <w:right w:type="dxa" w:w="110"/>
+            </w:tcMar>
+            <w:vAlign w:val="center"/>
+          </w:tcPr>
+          <w:p>
+            <w:r>
+              <w:rPr>
+                <w:rFonts w:ascii="Consolas" w:cs="Consolas" w:eastAsia="Consolas" w:hAnsi="Consolas"/>
+                <w:b w:val="false"/>
+                <w:bCs w:val="false"/>
+                <w:sz w:val="18"/>
+                <w:szCs w:val="18"/>
+              </w:rPr>
+              <w:t xml:space="preserve">GET /rules-config/{entity_type}</w:t>
+            </w:r>
+          </w:p>
+        </w:tc>
+        <w:tc>
+          <w:tcPr>
+            <w:tcW w:type="dxa" w:w="4360"/>
+            <w:tcBorders>
+              <w:top w:val="single" w:color="CCCCCC" w:sz="2"/>
+              <w:left w:val="single" w:color="CCCCCC" w:sz="2"/>
+              <w:bottom w:val="single" w:color="CCCCCC" w:sz="2"/>
+              <w:right w:val="single" w:color="CCCCCC" w:sz="2"/>
+            </w:tcBorders>
+            <w:tcMar>
+              <w:top w:type="dxa" w:w="80"/>
+              <w:left w:type="dxa" w:w="110"/>
+              <w:bottom w:type="dxa" w:w="80"/>
+              <w:right w:type="dxa" w:w="110"/>
+            </w:tcMar>
+            <w:vAlign w:val="center"/>
+          </w:tcPr>
+          <w:p>
+            <w:r>
+              <w:rPr>
+                <w:b w:val="false"/>
+                <w:bCs w:val="false"/>
+                <w:sz w:val="18"/>
+                <w:szCs w:val="18"/>
+              </w:rPr>
+              <w:t>List column rules, matching rules, matching thresholds/tiers, or survivorship rules</w:t>
+            </w:r>
+          </w:p>
+        </w:tc>
+        <w:tc>
+          <w:tcPr>
+            <w:tcW w:type="dxa" w:w="1400"/>
+            <w:tcBorders>
+              <w:top w:val="single" w:color="CCCCCC" w:sz="2"/>
+              <w:left w:val="single" w:color="CCCCCC" w:sz="2"/>
+              <w:bottom w:val="single" w:color="CCCCCC" w:sz="2"/>
+              <w:right w:val="single" w:color="CCCCCC" w:sz="2"/>
+            </w:tcBorders>
+            <w:tcMar>
+              <w:top w:type="dxa" w:w="80"/>
+              <w:left w:type="dxa" w:w="110"/>
+              <w:bottom w:type="dxa" w:w="80"/>
+              <w:right w:type="dxa" w:w="110"/>
+            </w:tcMar>
+            <w:vAlign w:val="center"/>
+          </w:tcPr>
+          <w:p>
+            <w:r>
+              <w:rPr>
+                <w:b w:val="false"/>
+                <w:bCs w:val="false"/>
+                <w:sz w:val="18"/>
+                <w:szCs w:val="18"/>
+              </w:rPr>
+              <w:t>Bearer</w:t>
+            </w:r>
+          </w:p>
+        </w:tc>
+      </w:tr>
+      <w:tr>
+        <w:tc>
+          <w:tcPr>
+            <w:tcW w:type="dxa" w:w="3600"/>
+            <w:tcBorders>
+              <w:top w:val="single" w:color="CCCCCC" w:sz="2"/>
+              <w:left w:val="single" w:color="CCCCCC" w:sz="2"/>
+              <w:bottom w:val="single" w:color="CCCCCC" w:sz="2"/>
+              <w:right w:val="single" w:color="CCCCCC" w:sz="2"/>
+            </w:tcBorders>
+            <w:tcMar>
+              <w:top w:type="dxa" w:w="80"/>
+              <w:left w:type="dxa" w:w="110"/>
+              <w:bottom w:type="dxa" w:w="80"/>
+              <w:right w:type="dxa" w:w="110"/>
+            </w:tcMar>
+            <w:vAlign w:val="center"/>
+          </w:tcPr>
+          <w:p>
+            <w:r>
+              <w:rPr>
+                <w:rFonts w:ascii="Consolas" w:cs="Consolas" w:eastAsia="Consolas" w:hAnsi="Consolas"/>
+                <w:b w:val="false"/>
+                <w:bCs w:val="false"/>
+                <w:sz w:val="18"/>
+                <w:szCs w:val="18"/>
+              </w:rPr>
+              <w:t xml:space="preserve">POST /rules-config</w:t>
+            </w:r>
+          </w:p>
+        </w:tc>
+        <w:tc>
+          <w:tcPr>
+            <w:tcW w:type="dxa" w:w="4360"/>
+            <w:tcBorders>
+              <w:top w:val="single" w:color="CCCCCC" w:sz="2"/>
+              <w:left w:val="single" w:color="CCCCCC" w:sz="2"/>
+              <w:bottom w:val="single" w:color="CCCCCC" w:sz="2"/>
+              <w:right w:val="single" w:color="CCCCCC" w:sz="2"/>
+            </w:tcBorders>
+            <w:tcMar>
+              <w:top w:type="dxa" w:w="80"/>
+              <w:left w:type="dxa" w:w="110"/>
+              <w:bottom w:type="dxa" w:w="80"/>
+              <w:right w:type="dxa" w:w="110"/>
+            </w:tcMar>
+            <w:vAlign w:val="center"/>
+          </w:tcPr>
+          <w:p>
+            <w:r>
+              <w:rPr>
+                <w:b w:val="false"/>
+                <w:bCs w:val="false"/>
+                <w:sz w:val="18"/>
+                <w:szCs w:val="18"/>
+              </w:rPr>
+              <w:t>Submit a create/update/deactivate for a 2-Data-Owner quorum (rules_config_change)</w:t>
+            </w:r>
+          </w:p>
+        </w:tc>
+        <w:tc>
+          <w:tcPr>
+            <w:tcW w:type="dxa" w:w="1400"/>
+            <w:tcBorders>
+              <w:top w:val="single" w:color="CCCCCC" w:sz="2"/>
+              <w:left w:val="single" w:color="CCCCCC" w:sz="2"/>
+              <w:bottom w:val="single" w:color="CCCCCC" w:sz="2"/>
+              <w:right w:val="single" w:color="CCCCCC" w:sz="2"/>
+            </w:tcBorders>
+            <w:tcMar>
+              <w:top w:type="dxa" w:w="80"/>
+              <w:left w:type="dxa" w:w="110"/>
+              <w:bottom w:type="dxa" w:w="80"/>
+              <w:right w:type="dxa" w:w="110"/>
+            </w:tcMar>
+            <w:vAlign w:val="center"/>
+          </w:tcPr>
+          <w:p>
+            <w:r>
+              <w:rPr>
+                <w:b w:val="false"/>
+                <w:bCs w:val="false"/>
+                <w:sz w:val="18"/>
+                <w:szCs w:val="18"/>
+              </w:rPr>
+              <w:t>Steward/Owner</w:t>
+            </w:r>
+          </w:p>
+        </w:tc>
+      </w:tr>
+      <w:tr>
+        <w:tc>
+          <w:tcPr>
+            <w:tcW w:type="dxa" w:w="3600"/>
+            <w:tcBorders>
+              <w:top w:val="single" w:color="CCCCCC" w:sz="2"/>
+              <w:left w:val="single" w:color="CCCCCC" w:sz="2"/>
+              <w:bottom w:val="single" w:color="CCCCCC" w:sz="2"/>
+              <w:right w:val="single" w:color="CCCCCC" w:sz="2"/>
+            </w:tcBorders>
+            <w:tcMar>
+              <w:top w:type="dxa" w:w="80"/>
+              <w:left w:type="dxa" w:w="110"/>
+              <w:bottom w:type="dxa" w:w="80"/>
+              <w:right w:type="dxa" w:w="110"/>
+            </w:tcMar>
+            <w:vAlign w:val="center"/>
+          </w:tcPr>
+          <w:p>
+            <w:r>
+              <w:rPr>
+                <w:rFonts w:ascii="Consolas" w:cs="Consolas" w:eastAsia="Consolas" w:hAnsi="Consolas"/>
+                <w:b w:val="false"/>
+                <w:bCs w:val="false"/>
+                <w:sz w:val="18"/>
+                <w:szCs w:val="18"/>
+              </w:rPr>
               <w:t xml:space="preserve">GET /health</w:t>
             </w:r>
           </w:p>
@@ -7104,7 +7516,7 @@
         <w:spacing w:after="90"/>
       </w:pPr>
       <w:r>
-        <w:t xml:space="preserve">Matching is hybrid: deterministic exact-match (tier 1) plus a lightweight TF-IDF embedding-similarity fuzzy tier (tier 2), not a full probabilistic/ML matching model — no phonetic algorithms, no learned confidence model. Which fields and thresholds each tier uses is metadata-driven (matching_thresholds.csv / matching_rules.csv), not hardcoded, but there is still no per-field weighting scheme within a tier — TF-IDF scores a tier 2 pair's concatenated similarity text as a whole, not as a weighted combination of individual fields.</w:t>
+        <w:t xml:space="preserve">Matching is hybrid: deterministic exact-match (tier 1) plus a lightweight TF-IDF embedding-similarity fuzzy tier (tier 2), not a full probabilistic/ML matching model — no phonetic algorithms, no learned confidence model. Which fields and thresholds each tier uses is metadata-driven (bus_rules.matching_thresholds / bus_rules.matching_rules), not hardcoded, but there is still no per-field weighting scheme within a tier — TF-IDF scores a tier 2 pair's concatenated similarity text as a whole, not as a weighted combination of individual fields.</w:t>
       </w:r>
     </w:p>
     <w:p>
@@ -7117,7 +7529,7 @@
         <w:spacing w:after="90"/>
       </w:pPr>
       <w:r>
-        <w:t xml:space="preserve">The fuzzy tier’s thresholds (auto-merge and review-band cutoffs) live in matching_thresholds.csv, not code constants — recalibrating means editing the seed and rerunning, no code change needed. The values themselves were calibrated empirically against this project’s synthetic data generator’s seeded fuzzy-duplicate pairs versus every same-block non-duplicate pair, not derived analytically — re-calibrate (and update the seed) if the generator’s population changes materially.</w:t>
+        <w:t xml:space="preserve">The fuzzy tier’s thresholds (auto-merge and review-band cutoffs) live in bus_rules.matching_thresholds, not code constants — recalibrating means editing the row via Rules Configuration (maker-checker approved) and rerunning, no code change needed. The values themselves were calibrated empirically against this project’s synthetic data generator’s seeded fuzzy-duplicate pairs versus every same-block non-duplicate pair, not derived analytically — re-calibrate (and update the row) if the generator’s population changes materially.</w:t>
       </w:r>
     </w:p>
     <w:p>
@@ -7130,7 +7542,7 @@
         <w:spacing w:after="90"/>
       </w:pPr>
       <w:r>
-        <w:t xml:space="preserve">Survivorship is record-level (whole record from one winning source), not attribute-level.</w:t>
+        <w:t xml:space="preserve">Survivorship is now attribute-level (Section 3.3.2), evaluated independently per gold column, rather than record-level. Its remaining accepted gap: no cross-column consistency check across the winners for a single golden record — e.g. a golden record could in theory draw its city from one source and its state from another even if that exact pairing wouldn't occur together in any single real source record. A production system would likely want a "prefer values from the same winning source when reasonably possible" refinement.</w:t>
       </w:r>
     </w:p>
     <w:p>
@@ -7143,7 +7555,7 @@
         <w:spacing w:after="90"/>
       </w:pPr>
       <w:r>
-        <w:t xml:space="preserve">Steward corrections ARE re-validated against the reject-severity metadata rules (api/validation.py, mirroring column_rules.csv) before reprocessing runs; a correction that still fails validation is rejected with an alert and the record stays in the queue. Only a genuinely valid correction is treated as authoritative and flows into match/merge — correct-severity standardization rules (proper-casing, phone formatting) are not re-checked, since they don’t gate silver eligibility in the batch pipeline either.</w:t>
+        <w:t xml:space="preserve">Steward corrections ARE re-validated against the reject-severity metadata rules (api/validation.py, mirroring bus_rules.column_rules) before reprocessing runs; a correction that still fails validation is rejected with an alert and the record stays in the queue. Only a genuinely valid correction is treated as authoritative and flows into match/merge — correct-severity standardization rules (proper-casing, phone formatting) are not re-checked, since they don’t gate silver eligibility in the batch pipeline either.</w:t>
       </w:r>
     </w:p>
     <w:p>
@@ -7195,7 +7607,7 @@
         <w:spacing w:after="90"/>
       </w:pPr>
       <w:r>
-        <w:t xml:space="preserve">The rules engine interprets column_rules.csv via explicit SQL rather than a fully dynamic rule interpreter.</w:t>
+        <w:t xml:space="preserve">The rules engine interprets bus_rules.column_rules via explicit SQL rather than a fully dynamic rule interpreter.</w:t>
       </w:r>
     </w:p>
     <w:p>
@@ -7234,7 +7646,7 @@
         <w:spacing w:after="90"/>
       </w:pPr>
       <w:r>
-        <w:t xml:space="preserve">The maker-checker workflow engine (Section 4.4) only gates the four workflows listed there; Reference Data Maintenance and Rules Configuration (planned Data Governance screens, not yet built) are not covered by it yet.</w:t>
+        <w:t xml:space="preserve">The maker-checker workflow engine (Section 4.4) now gates six workflows, including the Reference Data Maintenance and Rules Configuration screens added in this update; there is no other Data Governance write path left uncovered by it.</w:t>
       </w:r>
     </w:p>
     <w:p>
